--- a/docs/TanStack_Query_Notes.docx
+++ b/docs/TanStack_Query_Notes.docx
@@ -102,7 +102,7 @@
         <w:pStyle w:val="ListParagraph"/>
         <w:numPr>
           <w:ilvl w:val="0"/>
-          <w:numId w:val="3"/>
+          <w:numId w:val="4"/>
         </w:numPr>
         <w:spacing w:before="0" w:after="80"/>
         <w:rPr/>
@@ -122,7 +122,7 @@
         <w:pStyle w:val="ListParagraph"/>
         <w:numPr>
           <w:ilvl w:val="0"/>
-          <w:numId w:val="1"/>
+          <w:numId w:val="5"/>
         </w:numPr>
         <w:spacing w:before="0" w:after="80"/>
         <w:rPr/>
@@ -142,7 +142,7 @@
         <w:pStyle w:val="ListParagraph"/>
         <w:numPr>
           <w:ilvl w:val="0"/>
-          <w:numId w:val="1"/>
+          <w:numId w:val="6"/>
         </w:numPr>
         <w:spacing w:before="0" w:after="80"/>
         <w:rPr/>
@@ -162,7 +162,7 @@
         <w:pStyle w:val="ListParagraph"/>
         <w:numPr>
           <w:ilvl w:val="0"/>
-          <w:numId w:val="1"/>
+          <w:numId w:val="7"/>
         </w:numPr>
         <w:spacing w:before="0" w:after="80"/>
         <w:rPr/>
@@ -182,7 +182,7 @@
         <w:pStyle w:val="ListParagraph"/>
         <w:numPr>
           <w:ilvl w:val="0"/>
-          <w:numId w:val="1"/>
+          <w:numId w:val="8"/>
         </w:numPr>
         <w:spacing w:before="0" w:after="80"/>
         <w:rPr/>
@@ -283,16 +283,15 @@
             <w:pPr>
               <w:pStyle w:val="Normal"/>
               <w:spacing w:before="0" w:after="0"/>
-              <w:rPr/>
-            </w:pPr>
-            <w:r>
-              <w:rPr>
-                <w:rFonts w:eastAsia="Consolas" w:cs="Consolas" w:ascii="Consolas" w:hAnsi="Consolas"/>
-                <w:color w:val="000000"/>
-                <w:sz w:val="20"/>
-                <w:szCs w:val="20"/>
-              </w:rPr>
-              <w:t xml:space="preserve"> </w:t>
+              <w:rPr>
+                <w:rFonts w:ascii="Consolas" w:hAnsi="Consolas" w:eastAsia="Consolas" w:cs="Consolas"/>
+                <w:color w:val="000000"/>
+                <w:sz w:val="20"/>
+                <w:szCs w:val="20"/>
+              </w:rPr>
+            </w:pPr>
+            <w:r>
+              <w:rPr/>
             </w:r>
           </w:p>
           <w:p>
@@ -383,7 +382,7 @@
                 <w:sz w:val="20"/>
                 <w:szCs w:val="20"/>
               </w:rPr>
-              <w:t xml:space="preserve">staleTime: 60 * 1000,     </w:t>
+              <w:t>staleTime: 60 * 1000,</w:t>
             </w:r>
           </w:p>
           <w:p>
@@ -506,16 +505,15 @@
             <w:pPr>
               <w:pStyle w:val="Normal"/>
               <w:spacing w:before="0" w:after="0"/>
-              <w:rPr/>
-            </w:pPr>
-            <w:r>
-              <w:rPr>
-                <w:rFonts w:eastAsia="Consolas" w:cs="Consolas" w:ascii="Consolas" w:hAnsi="Consolas"/>
-                <w:color w:val="000000"/>
-                <w:sz w:val="20"/>
-                <w:szCs w:val="20"/>
-              </w:rPr>
-              <w:t xml:space="preserve"> </w:t>
+              <w:rPr>
+                <w:rFonts w:ascii="Consolas" w:hAnsi="Consolas" w:eastAsia="Consolas" w:cs="Consolas"/>
+                <w:color w:val="000000"/>
+                <w:sz w:val="20"/>
+                <w:szCs w:val="20"/>
+              </w:rPr>
+            </w:pPr>
+            <w:r>
+              <w:rPr/>
             </w:r>
           </w:p>
           <w:p>
@@ -774,7 +772,7 @@
         <w:pStyle w:val="ListParagraph"/>
         <w:numPr>
           <w:ilvl w:val="0"/>
-          <w:numId w:val="1"/>
+          <w:numId w:val="9"/>
         </w:numPr>
         <w:spacing w:before="0" w:after="80"/>
         <w:rPr/>
@@ -805,7 +803,7 @@
         <w:pStyle w:val="ListParagraph"/>
         <w:numPr>
           <w:ilvl w:val="0"/>
-          <w:numId w:val="1"/>
+          <w:numId w:val="10"/>
         </w:numPr>
         <w:spacing w:before="0" w:after="80"/>
         <w:rPr/>
@@ -836,7 +834,7 @@
         <w:pStyle w:val="ListParagraph"/>
         <w:numPr>
           <w:ilvl w:val="0"/>
-          <w:numId w:val="1"/>
+          <w:numId w:val="11"/>
         </w:numPr>
         <w:spacing w:before="0" w:after="80"/>
         <w:rPr/>
@@ -867,7 +865,7 @@
         <w:pStyle w:val="ListParagraph"/>
         <w:numPr>
           <w:ilvl w:val="0"/>
-          <w:numId w:val="1"/>
+          <w:numId w:val="12"/>
         </w:numPr>
         <w:spacing w:before="0" w:after="80"/>
         <w:rPr/>
@@ -958,6 +956,172 @@
           <w:szCs w:val="24"/>
         </w:rPr>
         <w:t>Query keys are the cache's identity. Same key = same cache entry. TanStack Query serializes keys deterministically, so array order matters but object key order inside them doesn't.</w:t>
+      </w:r>
+    </w:p>
+    <w:tbl>
+      <w:tblPr>
+        <w:tblW w:w="9286" w:type="dxa"/>
+        <w:jc w:val="left"/>
+        <w:tblInd w:w="64" w:type="dxa"/>
+        <w:tblLayout w:type="fixed"/>
+        <w:tblCellMar>
+          <w:top w:w="120" w:type="dxa"/>
+          <w:left w:w="160" w:type="dxa"/>
+          <w:bottom w:w="120" w:type="dxa"/>
+          <w:right w:w="160" w:type="dxa"/>
+        </w:tblCellMar>
+      </w:tblPr>
+      <w:tblGrid>
+        <w:gridCol w:w="9286"/>
+      </w:tblGrid>
+      <w:tr>
+        <w:trPr>
+          <w:trHeight w:val="1241" w:hRule="atLeast"/>
+        </w:trPr>
+        <w:tc>
+          <w:tcPr>
+            <w:tcW w:w="9286" w:type="dxa"/>
+            <w:tcBorders>
+              <w:top w:val="single" w:sz="4" w:space="0" w:color="CCCCCC"/>
+              <w:left w:val="single" w:sz="4" w:space="0" w:color="CCCCCC"/>
+              <w:bottom w:val="single" w:sz="4" w:space="0" w:color="CCCCCC"/>
+              <w:right w:val="single" w:sz="4" w:space="0" w:color="CCCCCC"/>
+            </w:tcBorders>
+            <w:shd w:color="auto" w:fill="F5F5F5" w:val="clear"/>
+          </w:tcPr>
+          <w:p>
+            <w:pPr>
+              <w:pStyle w:val="Normal"/>
+              <w:spacing w:before="0" w:after="0"/>
+              <w:rPr/>
+            </w:pPr>
+            <w:r>
+              <w:rPr>
+                <w:rFonts w:eastAsia="Consolas" w:cs="Consolas" w:ascii="Consolas" w:hAnsi="Consolas"/>
+                <w:color w:val="000000"/>
+                <w:sz w:val="20"/>
+                <w:szCs w:val="20"/>
+              </w:rPr>
+              <w:t>['projects']                          // all projects</w:t>
+            </w:r>
+          </w:p>
+          <w:p>
+            <w:pPr>
+              <w:pStyle w:val="Normal"/>
+              <w:spacing w:before="0" w:after="0"/>
+              <w:rPr/>
+            </w:pPr>
+            <w:r>
+              <w:rPr>
+                <w:rFonts w:eastAsia="Consolas" w:cs="Consolas" w:ascii="Consolas" w:hAnsi="Consolas"/>
+                <w:color w:val="000000"/>
+                <w:sz w:val="20"/>
+                <w:szCs w:val="20"/>
+              </w:rPr>
+              <w:t>['projects', projectId]               // one project</w:t>
+            </w:r>
+          </w:p>
+          <w:p>
+            <w:pPr>
+              <w:pStyle w:val="Normal"/>
+              <w:spacing w:before="0" w:after="0"/>
+              <w:rPr/>
+            </w:pPr>
+            <w:r>
+              <w:rPr>
+                <w:rFonts w:eastAsia="Consolas" w:cs="Consolas" w:ascii="Consolas" w:hAnsi="Consolas"/>
+                <w:color w:val="000000"/>
+                <w:sz w:val="20"/>
+                <w:szCs w:val="20"/>
+              </w:rPr>
+              <w:t>['projects', { status, page }]        // filtered/paginated list</w:t>
+            </w:r>
+          </w:p>
+          <w:p>
+            <w:pPr>
+              <w:pStyle w:val="Normal"/>
+              <w:spacing w:before="0" w:after="0"/>
+              <w:rPr/>
+            </w:pPr>
+            <w:r>
+              <w:rPr>
+                <w:rFonts w:eastAsia="Consolas" w:cs="Consolas" w:ascii="Consolas" w:hAnsi="Consolas"/>
+                <w:color w:val="000000"/>
+                <w:sz w:val="20"/>
+                <w:szCs w:val="20"/>
+              </w:rPr>
+              <w:t>['projects', projectId, 'members']    // nested resource</w:t>
+            </w:r>
+          </w:p>
+        </w:tc>
+      </w:tr>
+    </w:tbl>
+    <w:p>
+      <w:pPr>
+        <w:pStyle w:val="Normal"/>
+        <w:spacing w:before="0" w:after="100"/>
+        <w:rPr/>
+      </w:pPr>
+      <w:r>
+        <w:rPr/>
+      </w:r>
+    </w:p>
+    <w:p>
+      <w:pPr>
+        <w:pStyle w:val="Normal"/>
+        <w:spacing w:lineRule="exact" w:line="276" w:before="0" w:after="140"/>
+        <w:rPr/>
+      </w:pPr>
+      <w:r>
+        <w:rPr>
+          <w:rFonts w:eastAsia="Calibri" w:cs="Calibri"/>
+          <w:i w:val="false"/>
+          <w:iCs w:val="false"/>
+          <w:color w:val="000000"/>
+          <w:sz w:val="24"/>
+          <w:szCs w:val="24"/>
+        </w:rPr>
+        <w:t xml:space="preserve">Rule of thumb: structure keys from general to specific. This let </w:t>
+      </w:r>
+      <w:r>
+        <w:rPr>
+          <w:rFonts w:eastAsia="Calibri" w:cs="Calibri"/>
+          <w:i w:val="false"/>
+          <w:iCs w:val="false"/>
+          <w:color w:val="000000"/>
+          <w:sz w:val="24"/>
+          <w:szCs w:val="24"/>
+        </w:rPr>
+        <w:t>us</w:t>
+      </w:r>
+      <w:r>
+        <w:rPr>
+          <w:rFonts w:eastAsia="Calibri" w:cs="Calibri"/>
+          <w:i w:val="false"/>
+          <w:iCs w:val="false"/>
+          <w:color w:val="000000"/>
+          <w:sz w:val="24"/>
+          <w:szCs w:val="24"/>
+        </w:rPr>
+        <w:t xml:space="preserve"> invalidate broadly (['projects']) or narrowly (['projects', id]) depending on what changed.</w:t>
+      </w:r>
+    </w:p>
+    <w:p>
+      <w:pPr>
+        <w:pStyle w:val="Normal"/>
+        <w:spacing w:lineRule="exact" w:line="276" w:before="0" w:after="140"/>
+        <w:rPr/>
+      </w:pPr>
+      <w:r>
+        <w:rPr>
+          <w:rFonts w:eastAsia="Calibri" w:cs="Calibri"/>
+          <w:i w:val="false"/>
+          <w:iCs w:val="false"/>
+          <w:color w:val="000000"/>
+          <w:sz w:val="24"/>
+          <w:szCs w:val="24"/>
+        </w:rPr>
+        <w:t>For larger apps, define a query key factory instead of typing arrays by hand everywhere:</w:t>
       </w:r>
     </w:p>
     <w:tbl>
@@ -1002,55 +1166,148 @@
                 <w:sz w:val="20"/>
                 <w:szCs w:val="20"/>
               </w:rPr>
-              <w:t>['projects']                          // all projects</w:t>
-            </w:r>
-          </w:p>
-          <w:p>
-            <w:pPr>
-              <w:pStyle w:val="Normal"/>
-              <w:spacing w:before="0" w:after="0"/>
-              <w:rPr/>
-            </w:pPr>
-            <w:r>
-              <w:rPr>
-                <w:rFonts w:eastAsia="Consolas" w:cs="Consolas" w:ascii="Consolas" w:hAnsi="Consolas"/>
-                <w:color w:val="000000"/>
-                <w:sz w:val="20"/>
-                <w:szCs w:val="20"/>
-              </w:rPr>
-              <w:t>['projects', projectId]               // one project</w:t>
-            </w:r>
-          </w:p>
-          <w:p>
-            <w:pPr>
-              <w:pStyle w:val="Normal"/>
-              <w:spacing w:before="0" w:after="0"/>
-              <w:rPr/>
-            </w:pPr>
-            <w:r>
-              <w:rPr>
-                <w:rFonts w:eastAsia="Consolas" w:cs="Consolas" w:ascii="Consolas" w:hAnsi="Consolas"/>
-                <w:color w:val="000000"/>
-                <w:sz w:val="20"/>
-                <w:szCs w:val="20"/>
-              </w:rPr>
-              <w:t>['projects', { status, page }]        // filtered/paginated list</w:t>
-            </w:r>
-          </w:p>
-          <w:p>
-            <w:pPr>
-              <w:pStyle w:val="Normal"/>
-              <w:spacing w:before="0" w:after="0"/>
-              <w:rPr/>
-            </w:pPr>
-            <w:r>
-              <w:rPr>
-                <w:rFonts w:eastAsia="Consolas" w:cs="Consolas" w:ascii="Consolas" w:hAnsi="Consolas"/>
-                <w:color w:val="000000"/>
-                <w:sz w:val="20"/>
-                <w:szCs w:val="20"/>
-              </w:rPr>
-              <w:t>['projects', projectId, 'members']    // nested resource</w:t>
+              <w:t>export const projectKeys = {</w:t>
+            </w:r>
+          </w:p>
+          <w:p>
+            <w:pPr>
+              <w:pStyle w:val="Normal"/>
+              <w:spacing w:before="0" w:after="0"/>
+              <w:rPr/>
+            </w:pPr>
+            <w:r>
+              <w:rPr>
+                <w:rFonts w:eastAsia="Consolas" w:cs="Consolas" w:ascii="Consolas" w:hAnsi="Consolas"/>
+                <w:color w:val="000000"/>
+                <w:sz w:val="20"/>
+                <w:szCs w:val="20"/>
+              </w:rPr>
+              <w:t xml:space="preserve">  </w:t>
+            </w:r>
+            <w:r>
+              <w:rPr>
+                <w:rFonts w:eastAsia="Consolas" w:cs="Consolas" w:ascii="Consolas" w:hAnsi="Consolas"/>
+                <w:color w:val="000000"/>
+                <w:sz w:val="20"/>
+                <w:szCs w:val="20"/>
+              </w:rPr>
+              <w:t>all: ['projects'] as const,</w:t>
+            </w:r>
+          </w:p>
+          <w:p>
+            <w:pPr>
+              <w:pStyle w:val="Normal"/>
+              <w:spacing w:before="0" w:after="0"/>
+              <w:rPr/>
+            </w:pPr>
+            <w:r>
+              <w:rPr>
+                <w:rFonts w:eastAsia="Consolas" w:cs="Consolas" w:ascii="Consolas" w:hAnsi="Consolas"/>
+                <w:color w:val="000000"/>
+                <w:sz w:val="20"/>
+                <w:szCs w:val="20"/>
+              </w:rPr>
+              <w:t xml:space="preserve">  </w:t>
+            </w:r>
+            <w:r>
+              <w:rPr>
+                <w:rFonts w:eastAsia="Consolas" w:cs="Consolas" w:ascii="Consolas" w:hAnsi="Consolas"/>
+                <w:color w:val="000000"/>
+                <w:sz w:val="20"/>
+                <w:szCs w:val="20"/>
+              </w:rPr>
+              <w:t>lists: () =&gt; [...projectKeys.all, 'list'] as const,</w:t>
+            </w:r>
+          </w:p>
+          <w:p>
+            <w:pPr>
+              <w:pStyle w:val="Normal"/>
+              <w:spacing w:before="0" w:after="0"/>
+              <w:rPr/>
+            </w:pPr>
+            <w:r>
+              <w:rPr>
+                <w:rFonts w:eastAsia="Consolas" w:cs="Consolas" w:ascii="Consolas" w:hAnsi="Consolas"/>
+                <w:color w:val="000000"/>
+                <w:sz w:val="20"/>
+                <w:szCs w:val="20"/>
+              </w:rPr>
+              <w:t xml:space="preserve">  </w:t>
+            </w:r>
+            <w:r>
+              <w:rPr>
+                <w:rFonts w:eastAsia="Consolas" w:cs="Consolas" w:ascii="Consolas" w:hAnsi="Consolas"/>
+                <w:color w:val="000000"/>
+                <w:sz w:val="20"/>
+                <w:szCs w:val="20"/>
+              </w:rPr>
+              <w:t>list: (filters: ProjectFilters) =&gt; [...projectKeys.lists(), filters] as const,</w:t>
+            </w:r>
+          </w:p>
+          <w:p>
+            <w:pPr>
+              <w:pStyle w:val="Normal"/>
+              <w:spacing w:before="0" w:after="0"/>
+              <w:rPr/>
+            </w:pPr>
+            <w:r>
+              <w:rPr>
+                <w:rFonts w:eastAsia="Consolas" w:cs="Consolas" w:ascii="Consolas" w:hAnsi="Consolas"/>
+                <w:color w:val="000000"/>
+                <w:sz w:val="20"/>
+                <w:szCs w:val="20"/>
+              </w:rPr>
+              <w:t xml:space="preserve">  </w:t>
+            </w:r>
+            <w:r>
+              <w:rPr>
+                <w:rFonts w:eastAsia="Consolas" w:cs="Consolas" w:ascii="Consolas" w:hAnsi="Consolas"/>
+                <w:color w:val="000000"/>
+                <w:sz w:val="20"/>
+                <w:szCs w:val="20"/>
+              </w:rPr>
+              <w:t>details: () =&gt; [...projectKeys.all, 'detail'] as const,</w:t>
+            </w:r>
+          </w:p>
+          <w:p>
+            <w:pPr>
+              <w:pStyle w:val="Normal"/>
+              <w:spacing w:before="0" w:after="0"/>
+              <w:rPr/>
+            </w:pPr>
+            <w:r>
+              <w:rPr>
+                <w:rFonts w:eastAsia="Consolas" w:cs="Consolas" w:ascii="Consolas" w:hAnsi="Consolas"/>
+                <w:color w:val="000000"/>
+                <w:sz w:val="20"/>
+                <w:szCs w:val="20"/>
+              </w:rPr>
+              <w:t xml:space="preserve">  </w:t>
+            </w:r>
+            <w:r>
+              <w:rPr>
+                <w:rFonts w:eastAsia="Consolas" w:cs="Consolas" w:ascii="Consolas" w:hAnsi="Consolas"/>
+                <w:color w:val="000000"/>
+                <w:sz w:val="20"/>
+                <w:szCs w:val="20"/>
+              </w:rPr>
+              <w:t>detail: (id: string) =&gt; [...projectKeys.details(), id] as const,</w:t>
+            </w:r>
+          </w:p>
+          <w:p>
+            <w:pPr>
+              <w:pStyle w:val="Normal"/>
+              <w:spacing w:before="0" w:after="0"/>
+              <w:rPr/>
+            </w:pPr>
+            <w:r>
+              <w:rPr>
+                <w:rFonts w:eastAsia="Consolas" w:cs="Consolas" w:ascii="Consolas" w:hAnsi="Consolas"/>
+                <w:color w:val="000000"/>
+                <w:sz w:val="20"/>
+                <w:szCs w:val="20"/>
+              </w:rPr>
+              <w:t>};</w:t>
             </w:r>
           </w:p>
         </w:tc>
@@ -1058,6 +1315,89 @@
     </w:tbl>
     <w:p>
       <w:pPr>
+        <w:pStyle w:val="Heading2"/>
+        <w:pBdr>
+          <w:bottom w:val="single" w:sz="4" w:space="4" w:color="AAAAAA"/>
+        </w:pBdr>
+        <w:spacing w:before="280" w:after="120"/>
+        <w:rPr/>
+      </w:pPr>
+      <w:r>
+        <w:rPr>
+          <w:rFonts w:eastAsia="Calibri" w:cs="Calibri" w:ascii="Calibri" w:hAnsi="Calibri"/>
+          <w:b/>
+          <w:bCs/>
+          <w:color w:val="000000"/>
+          <w:sz w:val="28"/>
+          <w:szCs w:val="28"/>
+        </w:rPr>
+        <w:t>5. staleTime vs gcTime</w:t>
+      </w:r>
+    </w:p>
+    <w:p>
+      <w:pPr>
+        <w:pStyle w:val="ListParagraph"/>
+        <w:numPr>
+          <w:ilvl w:val="0"/>
+          <w:numId w:val="13"/>
+        </w:numPr>
+        <w:spacing w:before="0" w:after="80"/>
+        <w:rPr/>
+      </w:pPr>
+      <w:r>
+        <w:rPr>
+          <w:rFonts w:eastAsia="Calibri" w:cs="Calibri"/>
+          <w:b/>
+          <w:bCs/>
+          <w:color w:val="000000"/>
+          <w:sz w:val="24"/>
+          <w:szCs w:val="24"/>
+        </w:rPr>
+        <w:t xml:space="preserve">staleTime: </w:t>
+      </w:r>
+      <w:r>
+        <w:rPr>
+          <w:rFonts w:eastAsia="Calibri" w:cs="Calibri"/>
+          <w:color w:val="000000"/>
+          <w:sz w:val="24"/>
+          <w:szCs w:val="24"/>
+        </w:rPr>
+        <w:t>how long fetched data is considered fresh. While fresh, TanStack Query serves it from cache with zero network calls, even for a brand-new component mount. Default: 0 (stale immediately).</w:t>
+      </w:r>
+    </w:p>
+    <w:p>
+      <w:pPr>
+        <w:pStyle w:val="ListParagraph"/>
+        <w:numPr>
+          <w:ilvl w:val="0"/>
+          <w:numId w:val="14"/>
+        </w:numPr>
+        <w:spacing w:before="0" w:after="80"/>
+        <w:rPr/>
+      </w:pPr>
+      <w:r>
+        <w:rPr>
+          <w:rFonts w:eastAsia="Calibri" w:cs="Calibri"/>
+          <w:b/>
+          <w:bCs/>
+          <w:color w:val="000000"/>
+          <w:sz w:val="24"/>
+          <w:szCs w:val="24"/>
+        </w:rPr>
+        <w:t xml:space="preserve">gcTime: </w:t>
+      </w:r>
+      <w:r>
+        <w:rPr>
+          <w:rFonts w:eastAsia="Calibri" w:cs="Calibri"/>
+          <w:color w:val="000000"/>
+          <w:sz w:val="24"/>
+          <w:szCs w:val="24"/>
+        </w:rPr>
+        <w:t>how long unused data stays in memory after the last component using it unmounts, before being garbage collected. Default: 5 minutes.</w:t>
+      </w:r>
+    </w:p>
+    <w:p>
+      <w:pPr>
         <w:pStyle w:val="Normal"/>
         <w:spacing w:before="0" w:after="100"/>
         <w:rPr/>
@@ -1081,25 +1421,7 @@
           <w:sz w:val="24"/>
           <w:szCs w:val="24"/>
         </w:rPr>
-        <w:t>Rule of thumb: structure keys from general to specific. This lets you invalidate broadly (['projects']) or narrowly (['projects', id]) depending on what changed.</w:t>
-      </w:r>
-    </w:p>
-    <w:p>
-      <w:pPr>
-        <w:pStyle w:val="Normal"/>
-        <w:spacing w:lineRule="exact" w:line="276" w:before="0" w:after="140"/>
-        <w:rPr/>
-      </w:pPr>
-      <w:r>
-        <w:rPr>
-          <w:rFonts w:eastAsia="Calibri" w:cs="Calibri"/>
-          <w:i w:val="false"/>
-          <w:iCs w:val="false"/>
-          <w:color w:val="000000"/>
-          <w:sz w:val="24"/>
-          <w:szCs w:val="24"/>
-        </w:rPr>
-        <w:t>For larger apps, define a query key factory instead of typing arrays by hand everywhere:</w:t>
+        <w:t>Practically: staleTime controls refetch frequency. gcTime controls how long you keep showing old data instantly when a user navigates back to a screen. A high staleTime with a short gcTime is unusual — you almost always want gcTime &gt;= staleTime.</w:t>
       </w:r>
     </w:p>
     <w:tbl>
@@ -1144,7 +1466,7 @@
                 <w:sz w:val="20"/>
                 <w:szCs w:val="20"/>
               </w:rPr>
-              <w:t>export const projectKeys = {</w:t>
+              <w:t>useQuery({</w:t>
             </w:r>
           </w:p>
           <w:p>
@@ -1169,7 +1491,7 @@
                 <w:sz w:val="20"/>
                 <w:szCs w:val="20"/>
               </w:rPr>
-              <w:t>all: ['projects'] as const,</w:t>
+              <w:t>queryKey: projectKeys.list(filters),</w:t>
             </w:r>
           </w:p>
           <w:p>
@@ -1194,7 +1516,7 @@
                 <w:sz w:val="20"/>
                 <w:szCs w:val="20"/>
               </w:rPr>
-              <w:t>lists: () =&gt; [...projectKeys.all, 'list'] as const,</w:t>
+              <w:t>queryFn: () =&gt; fetchProjects(filters),</w:t>
             </w:r>
           </w:p>
           <w:p>
@@ -1219,7 +1541,7 @@
                 <w:sz w:val="20"/>
                 <w:szCs w:val="20"/>
               </w:rPr>
-              <w:t>list: (filters: ProjectFilters) =&gt; [...projectKeys.lists(), filters] as const,</w:t>
+              <w:t>staleTime: 5 * 60 * 1000,   // treat as fresh for 5 min</w:t>
             </w:r>
           </w:p>
           <w:p>
@@ -1244,48 +1566,23 @@
                 <w:sz w:val="20"/>
                 <w:szCs w:val="20"/>
               </w:rPr>
-              <w:t>details: () =&gt; [...projectKeys.all, 'detail'] as const,</w:t>
-            </w:r>
-          </w:p>
-          <w:p>
-            <w:pPr>
-              <w:pStyle w:val="Normal"/>
-              <w:spacing w:before="0" w:after="0"/>
-              <w:rPr/>
-            </w:pPr>
-            <w:r>
-              <w:rPr>
-                <w:rFonts w:eastAsia="Consolas" w:cs="Consolas" w:ascii="Consolas" w:hAnsi="Consolas"/>
-                <w:color w:val="000000"/>
-                <w:sz w:val="20"/>
-                <w:szCs w:val="20"/>
-              </w:rPr>
-              <w:t xml:space="preserve">  </w:t>
-            </w:r>
-            <w:r>
-              <w:rPr>
-                <w:rFonts w:eastAsia="Consolas" w:cs="Consolas" w:ascii="Consolas" w:hAnsi="Consolas"/>
-                <w:color w:val="000000"/>
-                <w:sz w:val="20"/>
-                <w:szCs w:val="20"/>
-              </w:rPr>
-              <w:t>detail: (id: string) =&gt; [...projectKeys.details(), id] as const,</w:t>
-            </w:r>
-          </w:p>
-          <w:p>
-            <w:pPr>
-              <w:pStyle w:val="Normal"/>
-              <w:spacing w:before="0" w:after="0"/>
-              <w:rPr/>
-            </w:pPr>
-            <w:r>
-              <w:rPr>
-                <w:rFonts w:eastAsia="Consolas" w:cs="Consolas" w:ascii="Consolas" w:hAnsi="Consolas"/>
-                <w:color w:val="000000"/>
-                <w:sz w:val="20"/>
-                <w:szCs w:val="20"/>
-              </w:rPr>
-              <w:t>};</w:t>
+              <w:t>gcTime: 10 * 60 * 1000,     // keep in memory 10 min after unmount</w:t>
+            </w:r>
+          </w:p>
+          <w:p>
+            <w:pPr>
+              <w:pStyle w:val="Normal"/>
+              <w:spacing w:before="0" w:after="0"/>
+              <w:rPr/>
+            </w:pPr>
+            <w:r>
+              <w:rPr>
+                <w:rFonts w:eastAsia="Consolas" w:cs="Consolas" w:ascii="Consolas" w:hAnsi="Consolas"/>
+                <w:color w:val="000000"/>
+                <w:sz w:val="20"/>
+                <w:szCs w:val="20"/>
+              </w:rPr>
+              <w:t>});</w:t>
             </w:r>
           </w:p>
         </w:tc>
@@ -1309,97 +1606,7 @@
           <w:sz w:val="28"/>
           <w:szCs w:val="28"/>
         </w:rPr>
-        <w:t>5. staleTime vs gcTime — the concept people mix up most</w:t>
-      </w:r>
-    </w:p>
-    <w:p>
-      <w:pPr>
-        <w:pStyle w:val="ListParagraph"/>
-        <w:numPr>
-          <w:ilvl w:val="0"/>
-          <w:numId w:val="1"/>
-        </w:numPr>
-        <w:spacing w:before="0" w:after="80"/>
-        <w:rPr/>
-      </w:pPr>
-      <w:r>
-        <w:rPr>
-          <w:rFonts w:eastAsia="Calibri" w:cs="Calibri"/>
-          <w:b/>
-          <w:bCs/>
-          <w:color w:val="000000"/>
-          <w:sz w:val="24"/>
-          <w:szCs w:val="24"/>
-        </w:rPr>
-        <w:t xml:space="preserve">staleTime: </w:t>
-      </w:r>
-      <w:r>
-        <w:rPr>
-          <w:rFonts w:eastAsia="Calibri" w:cs="Calibri"/>
-          <w:color w:val="000000"/>
-          <w:sz w:val="24"/>
-          <w:szCs w:val="24"/>
-        </w:rPr>
-        <w:t>how long fetched data is considered fresh. While fresh, TanStack Query serves it from cache with zero network calls, even for a brand-new component mount. Default: 0 (stale immediately).</w:t>
-      </w:r>
-    </w:p>
-    <w:p>
-      <w:pPr>
-        <w:pStyle w:val="ListParagraph"/>
-        <w:numPr>
-          <w:ilvl w:val="0"/>
-          <w:numId w:val="1"/>
-        </w:numPr>
-        <w:spacing w:before="0" w:after="80"/>
-        <w:rPr/>
-      </w:pPr>
-      <w:r>
-        <w:rPr>
-          <w:rFonts w:eastAsia="Calibri" w:cs="Calibri"/>
-          <w:b/>
-          <w:bCs/>
-          <w:color w:val="000000"/>
-          <w:sz w:val="24"/>
-          <w:szCs w:val="24"/>
-        </w:rPr>
-        <w:t xml:space="preserve">gcTime: </w:t>
-      </w:r>
-      <w:r>
-        <w:rPr>
-          <w:rFonts w:eastAsia="Calibri" w:cs="Calibri"/>
-          <w:color w:val="000000"/>
-          <w:sz w:val="24"/>
-          <w:szCs w:val="24"/>
-        </w:rPr>
-        <w:t>(formerly cacheTime) how long unused data stays in memory after the last component using it unmounts, before being garbage collected. Default: 5 minutes.</w:t>
-      </w:r>
-    </w:p>
-    <w:p>
-      <w:pPr>
-        <w:pStyle w:val="Normal"/>
-        <w:spacing w:before="0" w:after="100"/>
-        <w:rPr/>
-      </w:pPr>
-      <w:r>
-        <w:rPr/>
-      </w:r>
-    </w:p>
-    <w:p>
-      <w:pPr>
-        <w:pStyle w:val="Normal"/>
-        <w:spacing w:lineRule="exact" w:line="276" w:before="0" w:after="140"/>
-        <w:rPr/>
-      </w:pPr>
-      <w:r>
-        <w:rPr>
-          <w:rFonts w:eastAsia="Calibri" w:cs="Calibri"/>
-          <w:i w:val="false"/>
-          <w:iCs w:val="false"/>
-          <w:color w:val="000000"/>
-          <w:sz w:val="24"/>
-          <w:szCs w:val="24"/>
-        </w:rPr>
-        <w:t>Practically: staleTime controls refetch frequency. gcTime controls how long you keep showing old data instantly when a user navigates back to a screen. A high staleTime with a short gcTime is unusual — you almost always want gcTime &gt;= staleTime.</w:t>
+        <w:t>6. useMutation — Writing Data</w:t>
       </w:r>
     </w:p>
     <w:tbl>
@@ -1444,7 +1651,38 @@
                 <w:sz w:val="20"/>
                 <w:szCs w:val="20"/>
               </w:rPr>
-              <w:t>useQuery({</w:t>
+              <w:t>const queryClient = useQueryClient();</w:t>
+            </w:r>
+          </w:p>
+          <w:p>
+            <w:pPr>
+              <w:pStyle w:val="Normal"/>
+              <w:spacing w:before="0" w:after="0"/>
+              <w:rPr>
+                <w:rFonts w:ascii="Consolas" w:hAnsi="Consolas" w:eastAsia="Consolas" w:cs="Consolas"/>
+                <w:color w:val="000000"/>
+                <w:sz w:val="20"/>
+                <w:szCs w:val="20"/>
+              </w:rPr>
+            </w:pPr>
+            <w:r>
+              <w:rPr/>
+            </w:r>
+          </w:p>
+          <w:p>
+            <w:pPr>
+              <w:pStyle w:val="Normal"/>
+              <w:spacing w:before="0" w:after="0"/>
+              <w:rPr/>
+            </w:pPr>
+            <w:r>
+              <w:rPr>
+                <w:rFonts w:eastAsia="Consolas" w:cs="Consolas" w:ascii="Consolas" w:hAnsi="Consolas"/>
+                <w:color w:val="000000"/>
+                <w:sz w:val="20"/>
+                <w:szCs w:val="20"/>
+              </w:rPr>
+              <w:t>const { mutate, isPending } = useMutation({</w:t>
             </w:r>
           </w:p>
           <w:p>
@@ -1469,7 +1707,7 @@
                 <w:sz w:val="20"/>
                 <w:szCs w:val="20"/>
               </w:rPr>
-              <w:t>queryKey: projectKeys.list(filters),</w:t>
+              <w:t>mutationFn: (dto: CreateProjectDto) =&gt; createProject(dto),</w:t>
             </w:r>
           </w:p>
           <w:p>
@@ -1494,7 +1732,32 @@
                 <w:sz w:val="20"/>
                 <w:szCs w:val="20"/>
               </w:rPr>
-              <w:t>queryFn: () =&gt; fetchProjects(filters),</w:t>
+              <w:t>onSuccess: () =&gt; {</w:t>
+            </w:r>
+          </w:p>
+          <w:p>
+            <w:pPr>
+              <w:pStyle w:val="Normal"/>
+              <w:spacing w:before="0" w:after="0"/>
+              <w:rPr/>
+            </w:pPr>
+            <w:r>
+              <w:rPr>
+                <w:rFonts w:eastAsia="Consolas" w:cs="Consolas" w:ascii="Consolas" w:hAnsi="Consolas"/>
+                <w:color w:val="000000"/>
+                <w:sz w:val="20"/>
+                <w:szCs w:val="20"/>
+              </w:rPr>
+              <w:t xml:space="preserve">    </w:t>
+            </w:r>
+            <w:r>
+              <w:rPr>
+                <w:rFonts w:eastAsia="Consolas" w:cs="Consolas" w:ascii="Consolas" w:hAnsi="Consolas"/>
+                <w:color w:val="000000"/>
+                <w:sz w:val="20"/>
+                <w:szCs w:val="20"/>
+              </w:rPr>
+              <w:t>queryClient.invalidateQueries({ queryKey: projectKeys.lists() });</w:t>
             </w:r>
           </w:p>
           <w:p>
@@ -1519,7 +1782,7 @@
                 <w:sz w:val="20"/>
                 <w:szCs w:val="20"/>
               </w:rPr>
-              <w:t>staleTime: 5 * 60 * 1000,   // treat as fresh for 5 min</w:t>
+              <w:t>},</w:t>
             </w:r>
           </w:p>
           <w:p>
@@ -1544,7 +1807,57 @@
                 <w:sz w:val="20"/>
                 <w:szCs w:val="20"/>
               </w:rPr>
-              <w:t>gcTime: 10 * 60 * 1000,     // keep in memory 10 min after unmount</w:t>
+              <w:t>onError: (error) =&gt; {</w:t>
+            </w:r>
+          </w:p>
+          <w:p>
+            <w:pPr>
+              <w:pStyle w:val="Normal"/>
+              <w:spacing w:before="0" w:after="0"/>
+              <w:rPr/>
+            </w:pPr>
+            <w:r>
+              <w:rPr>
+                <w:rFonts w:eastAsia="Consolas" w:cs="Consolas" w:ascii="Consolas" w:hAnsi="Consolas"/>
+                <w:color w:val="000000"/>
+                <w:sz w:val="20"/>
+                <w:szCs w:val="20"/>
+              </w:rPr>
+              <w:t xml:space="preserve">    </w:t>
+            </w:r>
+            <w:r>
+              <w:rPr>
+                <w:rFonts w:eastAsia="Consolas" w:cs="Consolas" w:ascii="Consolas" w:hAnsi="Consolas"/>
+                <w:color w:val="000000"/>
+                <w:sz w:val="20"/>
+                <w:szCs w:val="20"/>
+              </w:rPr>
+              <w:t>message.error(error.message);</w:t>
+            </w:r>
+          </w:p>
+          <w:p>
+            <w:pPr>
+              <w:pStyle w:val="Normal"/>
+              <w:spacing w:before="0" w:after="0"/>
+              <w:rPr/>
+            </w:pPr>
+            <w:r>
+              <w:rPr>
+                <w:rFonts w:eastAsia="Consolas" w:cs="Consolas" w:ascii="Consolas" w:hAnsi="Consolas"/>
+                <w:color w:val="000000"/>
+                <w:sz w:val="20"/>
+                <w:szCs w:val="20"/>
+              </w:rPr>
+              <w:t xml:space="preserve">  </w:t>
+            </w:r>
+            <w:r>
+              <w:rPr>
+                <w:rFonts w:eastAsia="Consolas" w:cs="Consolas" w:ascii="Consolas" w:hAnsi="Consolas"/>
+                <w:color w:val="000000"/>
+                <w:sz w:val="20"/>
+                <w:szCs w:val="20"/>
+              </w:rPr>
+              <w:t>},</w:t>
             </w:r>
           </w:p>
           <w:p>
@@ -1561,11 +1874,70 @@
                 <w:szCs w:val="20"/>
               </w:rPr>
               <w:t>});</w:t>
+            </w:r>
+          </w:p>
+          <w:p>
+            <w:pPr>
+              <w:pStyle w:val="Normal"/>
+              <w:spacing w:before="0" w:after="0"/>
+              <w:rPr>
+                <w:rFonts w:ascii="Consolas" w:hAnsi="Consolas" w:eastAsia="Consolas" w:cs="Consolas"/>
+                <w:color w:val="000000"/>
+                <w:sz w:val="20"/>
+                <w:szCs w:val="20"/>
+              </w:rPr>
+            </w:pPr>
+            <w:r>
+              <w:rPr/>
+            </w:r>
+          </w:p>
+          <w:p>
+            <w:pPr>
+              <w:pStyle w:val="Normal"/>
+              <w:spacing w:before="0" w:after="0"/>
+              <w:rPr/>
+            </w:pPr>
+            <w:r>
+              <w:rPr>
+                <w:rFonts w:eastAsia="Consolas" w:cs="Consolas" w:ascii="Consolas" w:hAnsi="Consolas"/>
+                <w:color w:val="000000"/>
+                <w:sz w:val="20"/>
+                <w:szCs w:val="20"/>
+              </w:rPr>
+              <w:t>mutate(formValues);</w:t>
             </w:r>
           </w:p>
         </w:tc>
       </w:tr>
     </w:tbl>
+    <w:p>
+      <w:pPr>
+        <w:pStyle w:val="Normal"/>
+        <w:spacing w:before="0" w:after="100"/>
+        <w:rPr/>
+      </w:pPr>
+      <w:r>
+        <w:rPr/>
+      </w:r>
+    </w:p>
+    <w:p>
+      <w:pPr>
+        <w:pStyle w:val="Normal"/>
+        <w:spacing w:lineRule="exact" w:line="276" w:before="0" w:after="140"/>
+        <w:rPr/>
+      </w:pPr>
+      <w:r>
+        <w:rPr>
+          <w:rFonts w:eastAsia="Calibri" w:cs="Calibri"/>
+          <w:i w:val="false"/>
+          <w:iCs w:val="false"/>
+          <w:color w:val="000000"/>
+          <w:sz w:val="24"/>
+          <w:szCs w:val="24"/>
+        </w:rPr>
+        <w:t>mutationFn only runs when you call mutate()/mutateAsync() — unlike queryFn, it never runs automatically on mount. Use mutateAsync inside an async handler if you need to await the result (e.g. close a modal only after success).</w:t>
+      </w:r>
+    </w:p>
     <w:p>
       <w:pPr>
         <w:pStyle w:val="Heading2"/>
@@ -1584,7 +1956,69 @@
           <w:sz w:val="28"/>
           <w:szCs w:val="28"/>
         </w:rPr>
-        <w:t>6. useMutation — Writing Data</w:t>
+        <w:t>7. Invalidating &amp; Updating the Cache</w:t>
+      </w:r>
+    </w:p>
+    <w:p>
+      <w:pPr>
+        <w:pStyle w:val="ListParagraph"/>
+        <w:numPr>
+          <w:ilvl w:val="0"/>
+          <w:numId w:val="15"/>
+        </w:numPr>
+        <w:spacing w:before="0" w:after="80"/>
+        <w:rPr/>
+      </w:pPr>
+      <w:r>
+        <w:rPr>
+          <w:rFonts w:eastAsia="Calibri" w:cs="Calibri"/>
+          <w:b/>
+          <w:bCs/>
+          <w:color w:val="000000"/>
+          <w:sz w:val="24"/>
+          <w:szCs w:val="24"/>
+        </w:rPr>
+        <w:t xml:space="preserve">invalidateQueries: </w:t>
+      </w:r>
+      <w:r>
+        <w:rPr>
+          <w:rFonts w:eastAsia="Calibri" w:cs="Calibri"/>
+          <w:color w:val="000000"/>
+          <w:sz w:val="24"/>
+          <w:szCs w:val="24"/>
+        </w:rPr>
+        <w:t>marks matching queries stale and triggers a refetch for any currently-mounted observers. This is the default, safest choice after a mutation.</w:t>
+      </w:r>
+    </w:p>
+    <w:p>
+      <w:pPr>
+        <w:pStyle w:val="ListParagraph"/>
+        <w:numPr>
+          <w:ilvl w:val="0"/>
+          <w:numId w:val="16"/>
+        </w:numPr>
+        <w:spacing w:before="0" w:after="80"/>
+        <w:rPr/>
+      </w:pPr>
+      <w:r>
+        <w:rPr>
+          <w:rFonts w:eastAsia="Calibri" w:cs="Calibri"/>
+          <w:b/>
+          <w:bCs/>
+          <w:color w:val="000000"/>
+          <w:sz w:val="24"/>
+          <w:szCs w:val="24"/>
+        </w:rPr>
+        <w:t xml:space="preserve">setQueryData: </w:t>
+      </w:r>
+      <w:r>
+        <w:rPr>
+          <w:rFonts w:eastAsia="Calibri" w:cs="Calibri"/>
+          <w:color w:val="000000"/>
+          <w:sz w:val="24"/>
+          <w:szCs w:val="24"/>
+        </w:rPr>
+        <w:t>writes directly into the cache without a network call — useful for optimistic updates or when the mutation response already contains the full updated object.</w:t>
       </w:r>
     </w:p>
     <w:tbl>
@@ -1629,39 +2063,23 @@
                 <w:sz w:val="20"/>
                 <w:szCs w:val="20"/>
               </w:rPr>
-              <w:t>const queryClient = useQueryClient();</w:t>
-            </w:r>
-          </w:p>
-          <w:p>
-            <w:pPr>
-              <w:pStyle w:val="Normal"/>
-              <w:spacing w:before="0" w:after="0"/>
-              <w:rPr/>
-            </w:pPr>
-            <w:r>
-              <w:rPr>
-                <w:rFonts w:eastAsia="Consolas" w:cs="Consolas" w:ascii="Consolas" w:hAnsi="Consolas"/>
-                <w:color w:val="000000"/>
-                <w:sz w:val="20"/>
-                <w:szCs w:val="20"/>
-              </w:rPr>
-              <w:t xml:space="preserve"> </w:t>
-            </w:r>
-          </w:p>
-          <w:p>
-            <w:pPr>
-              <w:pStyle w:val="Normal"/>
-              <w:spacing w:before="0" w:after="0"/>
-              <w:rPr/>
-            </w:pPr>
-            <w:r>
-              <w:rPr>
-                <w:rFonts w:eastAsia="Consolas" w:cs="Consolas" w:ascii="Consolas" w:hAnsi="Consolas"/>
-                <w:color w:val="000000"/>
-                <w:sz w:val="20"/>
-                <w:szCs w:val="20"/>
-              </w:rPr>
-              <w:t>const { mutate, isPending } = useMutation({</w:t>
+              <w:t>// after editing a single project, patch it directly instead of refetching everything</w:t>
+            </w:r>
+          </w:p>
+          <w:p>
+            <w:pPr>
+              <w:pStyle w:val="Normal"/>
+              <w:spacing w:before="0" w:after="0"/>
+              <w:rPr/>
+            </w:pPr>
+            <w:r>
+              <w:rPr>
+                <w:rFonts w:eastAsia="Consolas" w:cs="Consolas" w:ascii="Consolas" w:hAnsi="Consolas"/>
+                <w:color w:val="000000"/>
+                <w:sz w:val="20"/>
+                <w:szCs w:val="20"/>
+              </w:rPr>
+              <w:t>onSuccess: (updatedProject) =&gt; {</w:t>
             </w:r>
           </w:p>
           <w:p>
@@ -1686,7 +2104,57 @@
                 <w:sz w:val="20"/>
                 <w:szCs w:val="20"/>
               </w:rPr>
-              <w:t>mutationFn: (dto: CreateProjectDto) =&gt; createProject(dto),</w:t>
+              <w:t>queryClient.setQueryData(</w:t>
+            </w:r>
+          </w:p>
+          <w:p>
+            <w:pPr>
+              <w:pStyle w:val="Normal"/>
+              <w:spacing w:before="0" w:after="0"/>
+              <w:rPr/>
+            </w:pPr>
+            <w:r>
+              <w:rPr>
+                <w:rFonts w:eastAsia="Consolas" w:cs="Consolas" w:ascii="Consolas" w:hAnsi="Consolas"/>
+                <w:color w:val="000000"/>
+                <w:sz w:val="20"/>
+                <w:szCs w:val="20"/>
+              </w:rPr>
+              <w:t xml:space="preserve">    </w:t>
+            </w:r>
+            <w:r>
+              <w:rPr>
+                <w:rFonts w:eastAsia="Consolas" w:cs="Consolas" w:ascii="Consolas" w:hAnsi="Consolas"/>
+                <w:color w:val="000000"/>
+                <w:sz w:val="20"/>
+                <w:szCs w:val="20"/>
+              </w:rPr>
+              <w:t>projectKeys.detail(updatedProject.id),</w:t>
+            </w:r>
+          </w:p>
+          <w:p>
+            <w:pPr>
+              <w:pStyle w:val="Normal"/>
+              <w:spacing w:before="0" w:after="0"/>
+              <w:rPr/>
+            </w:pPr>
+            <w:r>
+              <w:rPr>
+                <w:rFonts w:eastAsia="Consolas" w:cs="Consolas" w:ascii="Consolas" w:hAnsi="Consolas"/>
+                <w:color w:val="000000"/>
+                <w:sz w:val="20"/>
+                <w:szCs w:val="20"/>
+              </w:rPr>
+              <w:t xml:space="preserve">    </w:t>
+            </w:r>
+            <w:r>
+              <w:rPr>
+                <w:rFonts w:eastAsia="Consolas" w:cs="Consolas" w:ascii="Consolas" w:hAnsi="Consolas"/>
+                <w:color w:val="000000"/>
+                <w:sz w:val="20"/>
+                <w:szCs w:val="20"/>
+              </w:rPr>
+              <w:t>updatedProject</w:t>
             </w:r>
           </w:p>
           <w:p>
@@ -1711,23 +2179,23 @@
                 <w:sz w:val="20"/>
                 <w:szCs w:val="20"/>
               </w:rPr>
-              <w:t>onSuccess: () =&gt; {</w:t>
-            </w:r>
-          </w:p>
-          <w:p>
-            <w:pPr>
-              <w:pStyle w:val="Normal"/>
-              <w:spacing w:before="0" w:after="0"/>
-              <w:rPr/>
-            </w:pPr>
-            <w:r>
-              <w:rPr>
-                <w:rFonts w:eastAsia="Consolas" w:cs="Consolas" w:ascii="Consolas" w:hAnsi="Consolas"/>
-                <w:color w:val="000000"/>
-                <w:sz w:val="20"/>
-                <w:szCs w:val="20"/>
-              </w:rPr>
-              <w:t xml:space="preserve">    </w:t>
+              <w:t>);</w:t>
+            </w:r>
+          </w:p>
+          <w:p>
+            <w:pPr>
+              <w:pStyle w:val="Normal"/>
+              <w:spacing w:before="0" w:after="0"/>
+              <w:rPr/>
+            </w:pPr>
+            <w:r>
+              <w:rPr>
+                <w:rFonts w:eastAsia="Consolas" w:cs="Consolas" w:ascii="Consolas" w:hAnsi="Consolas"/>
+                <w:color w:val="000000"/>
+                <w:sz w:val="20"/>
+                <w:szCs w:val="20"/>
+              </w:rPr>
+              <w:t xml:space="preserve">  </w:t>
             </w:r>
             <w:r>
               <w:rPr>
@@ -1752,172 +2220,12 @@
                 <w:sz w:val="20"/>
                 <w:szCs w:val="20"/>
               </w:rPr>
-              <w:t xml:space="preserve">  </w:t>
-            </w:r>
-            <w:r>
-              <w:rPr>
-                <w:rFonts w:eastAsia="Consolas" w:cs="Consolas" w:ascii="Consolas" w:hAnsi="Consolas"/>
-                <w:color w:val="000000"/>
-                <w:sz w:val="20"/>
-                <w:szCs w:val="20"/>
-              </w:rPr>
               <w:t>},</w:t>
-            </w:r>
-          </w:p>
-          <w:p>
-            <w:pPr>
-              <w:pStyle w:val="Normal"/>
-              <w:spacing w:before="0" w:after="0"/>
-              <w:rPr/>
-            </w:pPr>
-            <w:r>
-              <w:rPr>
-                <w:rFonts w:eastAsia="Consolas" w:cs="Consolas" w:ascii="Consolas" w:hAnsi="Consolas"/>
-                <w:color w:val="000000"/>
-                <w:sz w:val="20"/>
-                <w:szCs w:val="20"/>
-              </w:rPr>
-              <w:t xml:space="preserve">  </w:t>
-            </w:r>
-            <w:r>
-              <w:rPr>
-                <w:rFonts w:eastAsia="Consolas" w:cs="Consolas" w:ascii="Consolas" w:hAnsi="Consolas"/>
-                <w:color w:val="000000"/>
-                <w:sz w:val="20"/>
-                <w:szCs w:val="20"/>
-              </w:rPr>
-              <w:t>onError: (error) =&gt; {</w:t>
-            </w:r>
-          </w:p>
-          <w:p>
-            <w:pPr>
-              <w:pStyle w:val="Normal"/>
-              <w:spacing w:before="0" w:after="0"/>
-              <w:rPr/>
-            </w:pPr>
-            <w:r>
-              <w:rPr>
-                <w:rFonts w:eastAsia="Consolas" w:cs="Consolas" w:ascii="Consolas" w:hAnsi="Consolas"/>
-                <w:color w:val="000000"/>
-                <w:sz w:val="20"/>
-                <w:szCs w:val="20"/>
-              </w:rPr>
-              <w:t xml:space="preserve">    </w:t>
-            </w:r>
-            <w:r>
-              <w:rPr>
-                <w:rFonts w:eastAsia="Consolas" w:cs="Consolas" w:ascii="Consolas" w:hAnsi="Consolas"/>
-                <w:color w:val="000000"/>
-                <w:sz w:val="20"/>
-                <w:szCs w:val="20"/>
-              </w:rPr>
-              <w:t>message.error(error.message);</w:t>
-            </w:r>
-          </w:p>
-          <w:p>
-            <w:pPr>
-              <w:pStyle w:val="Normal"/>
-              <w:spacing w:before="0" w:after="0"/>
-              <w:rPr/>
-            </w:pPr>
-            <w:r>
-              <w:rPr>
-                <w:rFonts w:eastAsia="Consolas" w:cs="Consolas" w:ascii="Consolas" w:hAnsi="Consolas"/>
-                <w:color w:val="000000"/>
-                <w:sz w:val="20"/>
-                <w:szCs w:val="20"/>
-              </w:rPr>
-              <w:t xml:space="preserve">  </w:t>
-            </w:r>
-            <w:r>
-              <w:rPr>
-                <w:rFonts w:eastAsia="Consolas" w:cs="Consolas" w:ascii="Consolas" w:hAnsi="Consolas"/>
-                <w:color w:val="000000"/>
-                <w:sz w:val="20"/>
-                <w:szCs w:val="20"/>
-              </w:rPr>
-              <w:t>},</w:t>
-            </w:r>
-          </w:p>
-          <w:p>
-            <w:pPr>
-              <w:pStyle w:val="Normal"/>
-              <w:spacing w:before="0" w:after="0"/>
-              <w:rPr/>
-            </w:pPr>
-            <w:r>
-              <w:rPr>
-                <w:rFonts w:eastAsia="Consolas" w:cs="Consolas" w:ascii="Consolas" w:hAnsi="Consolas"/>
-                <w:color w:val="000000"/>
-                <w:sz w:val="20"/>
-                <w:szCs w:val="20"/>
-              </w:rPr>
-              <w:t>});</w:t>
-            </w:r>
-          </w:p>
-          <w:p>
-            <w:pPr>
-              <w:pStyle w:val="Normal"/>
-              <w:spacing w:before="0" w:after="0"/>
-              <w:rPr/>
-            </w:pPr>
-            <w:r>
-              <w:rPr>
-                <w:rFonts w:eastAsia="Consolas" w:cs="Consolas" w:ascii="Consolas" w:hAnsi="Consolas"/>
-                <w:color w:val="000000"/>
-                <w:sz w:val="20"/>
-                <w:szCs w:val="20"/>
-              </w:rPr>
-              <w:t xml:space="preserve"> </w:t>
-            </w:r>
-          </w:p>
-          <w:p>
-            <w:pPr>
-              <w:pStyle w:val="Normal"/>
-              <w:spacing w:before="0" w:after="0"/>
-              <w:rPr/>
-            </w:pPr>
-            <w:r>
-              <w:rPr>
-                <w:rFonts w:eastAsia="Consolas" w:cs="Consolas" w:ascii="Consolas" w:hAnsi="Consolas"/>
-                <w:color w:val="000000"/>
-                <w:sz w:val="20"/>
-                <w:szCs w:val="20"/>
-              </w:rPr>
-              <w:t>mutate(formValues);</w:t>
             </w:r>
           </w:p>
         </w:tc>
       </w:tr>
     </w:tbl>
-    <w:p>
-      <w:pPr>
-        <w:pStyle w:val="Normal"/>
-        <w:spacing w:before="0" w:after="100"/>
-        <w:rPr/>
-      </w:pPr>
-      <w:r>
-        <w:rPr/>
-      </w:r>
-    </w:p>
-    <w:p>
-      <w:pPr>
-        <w:pStyle w:val="Normal"/>
-        <w:spacing w:lineRule="exact" w:line="276" w:before="0" w:after="140"/>
-        <w:rPr/>
-      </w:pPr>
-      <w:r>
-        <w:rPr>
-          <w:rFonts w:eastAsia="Calibri" w:cs="Calibri"/>
-          <w:i w:val="false"/>
-          <w:iCs w:val="false"/>
-          <w:color w:val="000000"/>
-          <w:sz w:val="24"/>
-          <w:szCs w:val="24"/>
-        </w:rPr>
-        <w:t>mutationFn only runs when you call mutate()/mutateAsync() — unlike queryFn, it never runs automatically on mount. Use mutateAsync inside an async handler if you need to await the result (e.g. close a modal only after success).</w:t>
-      </w:r>
-    </w:p>
     <w:p>
       <w:pPr>
         <w:pStyle w:val="Heading2"/>
@@ -1936,69 +2244,25 @@
           <w:sz w:val="28"/>
           <w:szCs w:val="28"/>
         </w:rPr>
-        <w:t>7. Invalidating &amp; Updating the Cache</w:t>
-      </w:r>
-    </w:p>
-    <w:p>
-      <w:pPr>
-        <w:pStyle w:val="ListParagraph"/>
-        <w:numPr>
-          <w:ilvl w:val="0"/>
-          <w:numId w:val="1"/>
-        </w:numPr>
-        <w:spacing w:before="0" w:after="80"/>
+        <w:t>8. Dependent Queries</w:t>
+      </w:r>
+    </w:p>
+    <w:p>
+      <w:pPr>
+        <w:pStyle w:val="Normal"/>
+        <w:spacing w:lineRule="exact" w:line="276" w:before="0" w:after="140"/>
         <w:rPr/>
       </w:pPr>
       <w:r>
         <w:rPr>
           <w:rFonts w:eastAsia="Calibri" w:cs="Calibri"/>
-          <w:b/>
-          <w:bCs/>
+          <w:i w:val="false"/>
+          <w:iCs w:val="false"/>
           <w:color w:val="000000"/>
           <w:sz w:val="24"/>
           <w:szCs w:val="24"/>
         </w:rPr>
-        <w:t xml:space="preserve">invalidateQueries: </w:t>
-      </w:r>
-      <w:r>
-        <w:rPr>
-          <w:rFonts w:eastAsia="Calibri" w:cs="Calibri"/>
-          <w:color w:val="000000"/>
-          <w:sz w:val="24"/>
-          <w:szCs w:val="24"/>
-        </w:rPr>
-        <w:t>marks matching queries stale and triggers a refetch for any currently-mounted observers. This is the default, safest choice after a mutation.</w:t>
-      </w:r>
-    </w:p>
-    <w:p>
-      <w:pPr>
-        <w:pStyle w:val="ListParagraph"/>
-        <w:numPr>
-          <w:ilvl w:val="0"/>
-          <w:numId w:val="1"/>
-        </w:numPr>
-        <w:spacing w:before="0" w:after="80"/>
-        <w:rPr/>
-      </w:pPr>
-      <w:r>
-        <w:rPr>
-          <w:rFonts w:eastAsia="Calibri" w:cs="Calibri"/>
-          <w:b/>
-          <w:bCs/>
-          <w:color w:val="000000"/>
-          <w:sz w:val="24"/>
-          <w:szCs w:val="24"/>
-        </w:rPr>
-        <w:t xml:space="preserve">setQueryData: </w:t>
-      </w:r>
-      <w:r>
-        <w:rPr>
-          <w:rFonts w:eastAsia="Calibri" w:cs="Calibri"/>
-          <w:color w:val="000000"/>
-          <w:sz w:val="24"/>
-          <w:szCs w:val="24"/>
-        </w:rPr>
-        <w:t>writes directly into the cache without a network call — useful for optimistic updates or when the mutation response already contains the full updated object.</w:t>
+        <w:t>Use the enabled option to delay a query until data it depends on is available. The query won't fire, and stays in a pending-but-inactive state, until enabled becomes true.</w:t>
       </w:r>
     </w:p>
     <w:tbl>
@@ -2043,23 +2307,7 @@
                 <w:sz w:val="20"/>
                 <w:szCs w:val="20"/>
               </w:rPr>
-              <w:t>// after editing a single project, patch it directly instead of refetching everything</w:t>
-            </w:r>
-          </w:p>
-          <w:p>
-            <w:pPr>
-              <w:pStyle w:val="Normal"/>
-              <w:spacing w:before="0" w:after="0"/>
-              <w:rPr/>
-            </w:pPr>
-            <w:r>
-              <w:rPr>
-                <w:rFonts w:eastAsia="Consolas" w:cs="Consolas" w:ascii="Consolas" w:hAnsi="Consolas"/>
-                <w:color w:val="000000"/>
-                <w:sz w:val="20"/>
-                <w:szCs w:val="20"/>
-              </w:rPr>
-              <w:t>onSuccess: (updatedProject) =&gt; {</w:t>
+              <w:t>const { data: user } = useQuery({</w:t>
             </w:r>
           </w:p>
           <w:p>
@@ -2084,57 +2332,7 @@
                 <w:sz w:val="20"/>
                 <w:szCs w:val="20"/>
               </w:rPr>
-              <w:t>queryClient.setQueryData(</w:t>
-            </w:r>
-          </w:p>
-          <w:p>
-            <w:pPr>
-              <w:pStyle w:val="Normal"/>
-              <w:spacing w:before="0" w:after="0"/>
-              <w:rPr/>
-            </w:pPr>
-            <w:r>
-              <w:rPr>
-                <w:rFonts w:eastAsia="Consolas" w:cs="Consolas" w:ascii="Consolas" w:hAnsi="Consolas"/>
-                <w:color w:val="000000"/>
-                <w:sz w:val="20"/>
-                <w:szCs w:val="20"/>
-              </w:rPr>
-              <w:t xml:space="preserve">    </w:t>
-            </w:r>
-            <w:r>
-              <w:rPr>
-                <w:rFonts w:eastAsia="Consolas" w:cs="Consolas" w:ascii="Consolas" w:hAnsi="Consolas"/>
-                <w:color w:val="000000"/>
-                <w:sz w:val="20"/>
-                <w:szCs w:val="20"/>
-              </w:rPr>
-              <w:t>projectKeys.detail(updatedProject.id),</w:t>
-            </w:r>
-          </w:p>
-          <w:p>
-            <w:pPr>
-              <w:pStyle w:val="Normal"/>
-              <w:spacing w:before="0" w:after="0"/>
-              <w:rPr/>
-            </w:pPr>
-            <w:r>
-              <w:rPr>
-                <w:rFonts w:eastAsia="Consolas" w:cs="Consolas" w:ascii="Consolas" w:hAnsi="Consolas"/>
-                <w:color w:val="000000"/>
-                <w:sz w:val="20"/>
-                <w:szCs w:val="20"/>
-              </w:rPr>
-              <w:t xml:space="preserve">    </w:t>
-            </w:r>
-            <w:r>
-              <w:rPr>
-                <w:rFonts w:eastAsia="Consolas" w:cs="Consolas" w:ascii="Consolas" w:hAnsi="Consolas"/>
-                <w:color w:val="000000"/>
-                <w:sz w:val="20"/>
-                <w:szCs w:val="20"/>
-              </w:rPr>
-              <w:t>updatedProject</w:t>
+              <w:t>queryKey: ['user', userId],</w:t>
             </w:r>
           </w:p>
           <w:p>
@@ -2159,7 +2357,54 @@
                 <w:sz w:val="20"/>
                 <w:szCs w:val="20"/>
               </w:rPr>
-              <w:t>);</w:t>
+              <w:t>queryFn: () =&gt; fetchUser(userId),</w:t>
+            </w:r>
+          </w:p>
+          <w:p>
+            <w:pPr>
+              <w:pStyle w:val="Normal"/>
+              <w:spacing w:before="0" w:after="0"/>
+              <w:rPr/>
+            </w:pPr>
+            <w:r>
+              <w:rPr>
+                <w:rFonts w:eastAsia="Consolas" w:cs="Consolas" w:ascii="Consolas" w:hAnsi="Consolas"/>
+                <w:color w:val="000000"/>
+                <w:sz w:val="20"/>
+                <w:szCs w:val="20"/>
+              </w:rPr>
+              <w:t>});</w:t>
+            </w:r>
+          </w:p>
+          <w:p>
+            <w:pPr>
+              <w:pStyle w:val="Normal"/>
+              <w:spacing w:before="0" w:after="0"/>
+              <w:rPr>
+                <w:rFonts w:ascii="Consolas" w:hAnsi="Consolas" w:eastAsia="Consolas" w:cs="Consolas"/>
+                <w:color w:val="000000"/>
+                <w:sz w:val="20"/>
+                <w:szCs w:val="20"/>
+              </w:rPr>
+            </w:pPr>
+            <w:r>
+              <w:rPr/>
+            </w:r>
+          </w:p>
+          <w:p>
+            <w:pPr>
+              <w:pStyle w:val="Normal"/>
+              <w:spacing w:before="0" w:after="0"/>
+              <w:rPr/>
+            </w:pPr>
+            <w:r>
+              <w:rPr>
+                <w:rFonts w:eastAsia="Consolas" w:cs="Consolas" w:ascii="Consolas" w:hAnsi="Consolas"/>
+                <w:color w:val="000000"/>
+                <w:sz w:val="20"/>
+                <w:szCs w:val="20"/>
+              </w:rPr>
+              <w:t>const { data: projects } = useQuery({</w:t>
             </w:r>
           </w:p>
           <w:p>
@@ -2184,23 +2429,73 @@
                 <w:sz w:val="20"/>
                 <w:szCs w:val="20"/>
               </w:rPr>
-              <w:t>queryClient.invalidateQueries({ queryKey: projectKeys.lists() });</w:t>
-            </w:r>
-          </w:p>
-          <w:p>
-            <w:pPr>
-              <w:pStyle w:val="Normal"/>
-              <w:spacing w:before="0" w:after="0"/>
-              <w:rPr/>
-            </w:pPr>
-            <w:r>
-              <w:rPr>
-                <w:rFonts w:eastAsia="Consolas" w:cs="Consolas" w:ascii="Consolas" w:hAnsi="Consolas"/>
-                <w:color w:val="000000"/>
-                <w:sz w:val="20"/>
-                <w:szCs w:val="20"/>
-              </w:rPr>
-              <w:t>},</w:t>
+              <w:t>queryKey: ['projects', user?.teamId],</w:t>
+            </w:r>
+          </w:p>
+          <w:p>
+            <w:pPr>
+              <w:pStyle w:val="Normal"/>
+              <w:spacing w:before="0" w:after="0"/>
+              <w:rPr/>
+            </w:pPr>
+            <w:r>
+              <w:rPr>
+                <w:rFonts w:eastAsia="Consolas" w:cs="Consolas" w:ascii="Consolas" w:hAnsi="Consolas"/>
+                <w:color w:val="000000"/>
+                <w:sz w:val="20"/>
+                <w:szCs w:val="20"/>
+              </w:rPr>
+              <w:t xml:space="preserve">  </w:t>
+            </w:r>
+            <w:r>
+              <w:rPr>
+                <w:rFonts w:eastAsia="Consolas" w:cs="Consolas" w:ascii="Consolas" w:hAnsi="Consolas"/>
+                <w:color w:val="000000"/>
+                <w:sz w:val="20"/>
+                <w:szCs w:val="20"/>
+              </w:rPr>
+              <w:t>queryFn: () =&gt; fetchProjectsForTeam(user!.teamId),</w:t>
+            </w:r>
+          </w:p>
+          <w:p>
+            <w:pPr>
+              <w:pStyle w:val="Normal"/>
+              <w:spacing w:before="0" w:after="0"/>
+              <w:rPr/>
+            </w:pPr>
+            <w:r>
+              <w:rPr>
+                <w:rFonts w:eastAsia="Consolas" w:cs="Consolas" w:ascii="Consolas" w:hAnsi="Consolas"/>
+                <w:color w:val="000000"/>
+                <w:sz w:val="20"/>
+                <w:szCs w:val="20"/>
+              </w:rPr>
+              <w:t xml:space="preserve">  </w:t>
+            </w:r>
+            <w:r>
+              <w:rPr>
+                <w:rFonts w:eastAsia="Consolas" w:cs="Consolas" w:ascii="Consolas" w:hAnsi="Consolas"/>
+                <w:color w:val="000000"/>
+                <w:sz w:val="20"/>
+                <w:szCs w:val="20"/>
+              </w:rPr>
+              <w:t>enabled: !!user?.teamId,</w:t>
+            </w:r>
+          </w:p>
+          <w:p>
+            <w:pPr>
+              <w:pStyle w:val="Normal"/>
+              <w:spacing w:before="0" w:after="0"/>
+              <w:rPr/>
+            </w:pPr>
+            <w:r>
+              <w:rPr>
+                <w:rFonts w:eastAsia="Consolas" w:cs="Consolas" w:ascii="Consolas" w:hAnsi="Consolas"/>
+                <w:color w:val="000000"/>
+                <w:sz w:val="20"/>
+                <w:szCs w:val="20"/>
+              </w:rPr>
+              <w:t>});</w:t>
             </w:r>
           </w:p>
         </w:tc>
@@ -2224,25 +2519,25 @@
           <w:sz w:val="28"/>
           <w:szCs w:val="28"/>
         </w:rPr>
-        <w:t>8. Dependent Queries</w:t>
+        <w:t>9. Pagination &amp; Infinite Queries</w:t>
       </w:r>
     </w:p>
     <w:p>
       <w:pPr>
         <w:pStyle w:val="Normal"/>
-        <w:spacing w:lineRule="exact" w:line="276" w:before="0" w:after="140"/>
+        <w:spacing w:before="200" w:after="80"/>
         <w:rPr/>
       </w:pPr>
       <w:r>
         <w:rPr>
           <w:rFonts w:eastAsia="Calibri" w:cs="Calibri"/>
-          <w:i w:val="false"/>
-          <w:iCs w:val="false"/>
+          <w:b/>
+          <w:bCs/>
           <w:color w:val="000000"/>
           <w:sz w:val="24"/>
           <w:szCs w:val="24"/>
         </w:rPr>
-        <w:t>Use the enabled option to delay a query until data it depends on is available. The query won't fire, and stays in a pending-but-inactive state, until enabled becomes true.</w:t>
+        <w:t>Paginated (page-by-page)</w:t>
       </w:r>
     </w:p>
     <w:tbl>
@@ -2287,7 +2582,7 @@
                 <w:sz w:val="20"/>
                 <w:szCs w:val="20"/>
               </w:rPr>
-              <w:t>const { data: user } = useQuery({</w:t>
+              <w:t>const { data, isPlaceholderData } = useQuery({</w:t>
             </w:r>
           </w:p>
           <w:p>
@@ -2312,7 +2607,7 @@
                 <w:sz w:val="20"/>
                 <w:szCs w:val="20"/>
               </w:rPr>
-              <w:t>queryKey: ['user', userId],</w:t>
+              <w:t>queryKey: ['projects', page],</w:t>
             </w:r>
           </w:p>
           <w:p>
@@ -2337,55 +2632,7 @@
                 <w:sz w:val="20"/>
                 <w:szCs w:val="20"/>
               </w:rPr>
-              <w:t>queryFn: () =&gt; fetchUser(userId),</w:t>
-            </w:r>
-          </w:p>
-          <w:p>
-            <w:pPr>
-              <w:pStyle w:val="Normal"/>
-              <w:spacing w:before="0" w:after="0"/>
-              <w:rPr/>
-            </w:pPr>
-            <w:r>
-              <w:rPr>
-                <w:rFonts w:eastAsia="Consolas" w:cs="Consolas" w:ascii="Consolas" w:hAnsi="Consolas"/>
-                <w:color w:val="000000"/>
-                <w:sz w:val="20"/>
-                <w:szCs w:val="20"/>
-              </w:rPr>
-              <w:t>});</w:t>
-            </w:r>
-          </w:p>
-          <w:p>
-            <w:pPr>
-              <w:pStyle w:val="Normal"/>
-              <w:spacing w:before="0" w:after="0"/>
-              <w:rPr/>
-            </w:pPr>
-            <w:r>
-              <w:rPr>
-                <w:rFonts w:eastAsia="Consolas" w:cs="Consolas" w:ascii="Consolas" w:hAnsi="Consolas"/>
-                <w:color w:val="000000"/>
-                <w:sz w:val="20"/>
-                <w:szCs w:val="20"/>
-              </w:rPr>
-              <w:t xml:space="preserve"> </w:t>
-            </w:r>
-          </w:p>
-          <w:p>
-            <w:pPr>
-              <w:pStyle w:val="Normal"/>
-              <w:spacing w:before="0" w:after="0"/>
-              <w:rPr/>
-            </w:pPr>
-            <w:r>
-              <w:rPr>
-                <w:rFonts w:eastAsia="Consolas" w:cs="Consolas" w:ascii="Consolas" w:hAnsi="Consolas"/>
-                <w:color w:val="000000"/>
-                <w:sz w:val="20"/>
-                <w:szCs w:val="20"/>
-              </w:rPr>
-              <w:t>const { data: projects } = useQuery({</w:t>
+              <w:t>queryFn: () =&gt; fetchProjects(page),</w:t>
             </w:r>
           </w:p>
           <w:p>
@@ -2410,57 +2657,7 @@
                 <w:sz w:val="20"/>
                 <w:szCs w:val="20"/>
               </w:rPr>
-              <w:t>queryKey: ['projects', user?.teamId],</w:t>
-            </w:r>
-          </w:p>
-          <w:p>
-            <w:pPr>
-              <w:pStyle w:val="Normal"/>
-              <w:spacing w:before="0" w:after="0"/>
-              <w:rPr/>
-            </w:pPr>
-            <w:r>
-              <w:rPr>
-                <w:rFonts w:eastAsia="Consolas" w:cs="Consolas" w:ascii="Consolas" w:hAnsi="Consolas"/>
-                <w:color w:val="000000"/>
-                <w:sz w:val="20"/>
-                <w:szCs w:val="20"/>
-              </w:rPr>
-              <w:t xml:space="preserve">  </w:t>
-            </w:r>
-            <w:r>
-              <w:rPr>
-                <w:rFonts w:eastAsia="Consolas" w:cs="Consolas" w:ascii="Consolas" w:hAnsi="Consolas"/>
-                <w:color w:val="000000"/>
-                <w:sz w:val="20"/>
-                <w:szCs w:val="20"/>
-              </w:rPr>
-              <w:t>queryFn: () =&gt; fetchProjectsForTeam(user!.teamId),</w:t>
-            </w:r>
-          </w:p>
-          <w:p>
-            <w:pPr>
-              <w:pStyle w:val="Normal"/>
-              <w:spacing w:before="0" w:after="0"/>
-              <w:rPr/>
-            </w:pPr>
-            <w:r>
-              <w:rPr>
-                <w:rFonts w:eastAsia="Consolas" w:cs="Consolas" w:ascii="Consolas" w:hAnsi="Consolas"/>
-                <w:color w:val="000000"/>
-                <w:sz w:val="20"/>
-                <w:szCs w:val="20"/>
-              </w:rPr>
-              <w:t xml:space="preserve">  </w:t>
-            </w:r>
-            <w:r>
-              <w:rPr>
-                <w:rFonts w:eastAsia="Consolas" w:cs="Consolas" w:ascii="Consolas" w:hAnsi="Consolas"/>
-                <w:color w:val="000000"/>
-                <w:sz w:val="20"/>
-                <w:szCs w:val="20"/>
-              </w:rPr>
-              <w:t>enabled: !!user?.teamId,</w:t>
+              <w:t>placeholderData: keepPreviousData, // avoids UI flashing back to loading on page change</w:t>
             </w:r>
           </w:p>
           <w:p>
@@ -2484,27 +2681,6 @@
     </w:tbl>
     <w:p>
       <w:pPr>
-        <w:pStyle w:val="Heading2"/>
-        <w:pBdr>
-          <w:bottom w:val="single" w:sz="4" w:space="4" w:color="AAAAAA"/>
-        </w:pBdr>
-        <w:spacing w:before="280" w:after="120"/>
-        <w:rPr/>
-      </w:pPr>
-      <w:r>
-        <w:rPr>
-          <w:rFonts w:eastAsia="Calibri" w:cs="Calibri" w:ascii="Calibri" w:hAnsi="Calibri"/>
-          <w:b/>
-          <w:bCs/>
-          <w:color w:val="000000"/>
-          <w:sz w:val="28"/>
-          <w:szCs w:val="28"/>
-        </w:rPr>
-        <w:t>9. Pagination &amp; Infinite Queries</w:t>
-      </w:r>
-    </w:p>
-    <w:p>
-      <w:pPr>
         <w:pStyle w:val="Normal"/>
         <w:spacing w:before="200" w:after="80"/>
         <w:rPr/>
@@ -2518,7 +2694,7 @@
           <w:sz w:val="24"/>
           <w:szCs w:val="24"/>
         </w:rPr>
-        <w:t>Paginated (page-by-page)</w:t>
+        <w:t>Infinite scroll</w:t>
       </w:r>
     </w:p>
     <w:tbl>
@@ -2563,7 +2739,7 @@
                 <w:sz w:val="20"/>
                 <w:szCs w:val="20"/>
               </w:rPr>
-              <w:t>const { data, isPlaceholderData } = useQuery({</w:t>
+              <w:t>const { data, fetchNextPage, hasNextPage, isFetchingNextPage } = useInfiniteQuery({</w:t>
             </w:r>
           </w:p>
           <w:p>
@@ -2588,7 +2764,7 @@
                 <w:sz w:val="20"/>
                 <w:szCs w:val="20"/>
               </w:rPr>
-              <w:t>queryKey: ['projects', page],</w:t>
+              <w:t>queryKey: ['projects', 'infinite'],</w:t>
             </w:r>
           </w:p>
           <w:p>
@@ -2613,7 +2789,7 @@
                 <w:sz w:val="20"/>
                 <w:szCs w:val="20"/>
               </w:rPr>
-              <w:t>queryFn: () =&gt; fetchProjects(page),</w:t>
+              <w:t>queryFn: ({ pageParam }) =&gt; fetchProjects({ cursor: pageParam }),</w:t>
             </w:r>
           </w:p>
           <w:p>
@@ -2638,7 +2814,32 @@
                 <w:sz w:val="20"/>
                 <w:szCs w:val="20"/>
               </w:rPr>
-              <w:t>placeholderData: keepPreviousData, // avoids UI flashing back to loading on page change</w:t>
+              <w:t>initialPageParam: null,</w:t>
+            </w:r>
+          </w:p>
+          <w:p>
+            <w:pPr>
+              <w:pStyle w:val="Normal"/>
+              <w:spacing w:before="0" w:after="0"/>
+              <w:rPr/>
+            </w:pPr>
+            <w:r>
+              <w:rPr>
+                <w:rFonts w:eastAsia="Consolas" w:cs="Consolas" w:ascii="Consolas" w:hAnsi="Consolas"/>
+                <w:color w:val="000000"/>
+                <w:sz w:val="20"/>
+                <w:szCs w:val="20"/>
+              </w:rPr>
+              <w:t xml:space="preserve">  </w:t>
+            </w:r>
+            <w:r>
+              <w:rPr>
+                <w:rFonts w:eastAsia="Consolas" w:cs="Consolas" w:ascii="Consolas" w:hAnsi="Consolas"/>
+                <w:color w:val="000000"/>
+                <w:sz w:val="20"/>
+                <w:szCs w:val="20"/>
+              </w:rPr>
+              <w:t>getNextPageParam: (lastPage) =&gt; lastPage.nextCursor ?? undefined,</w:t>
             </w:r>
           </w:p>
           <w:p>
@@ -2655,6 +2856,37 @@
                 <w:szCs w:val="20"/>
               </w:rPr>
               <w:t>});</w:t>
+            </w:r>
+          </w:p>
+          <w:p>
+            <w:pPr>
+              <w:pStyle w:val="Normal"/>
+              <w:spacing w:before="0" w:after="0"/>
+              <w:rPr>
+                <w:rFonts w:ascii="Consolas" w:hAnsi="Consolas" w:eastAsia="Consolas" w:cs="Consolas"/>
+                <w:color w:val="000000"/>
+                <w:sz w:val="20"/>
+                <w:szCs w:val="20"/>
+              </w:rPr>
+            </w:pPr>
+            <w:r>
+              <w:rPr/>
+            </w:r>
+          </w:p>
+          <w:p>
+            <w:pPr>
+              <w:pStyle w:val="Normal"/>
+              <w:spacing w:before="0" w:after="0"/>
+              <w:rPr/>
+            </w:pPr>
+            <w:r>
+              <w:rPr>
+                <w:rFonts w:eastAsia="Consolas" w:cs="Consolas" w:ascii="Consolas" w:hAnsi="Consolas"/>
+                <w:color w:val="000000"/>
+                <w:sz w:val="20"/>
+                <w:szCs w:val="20"/>
+              </w:rPr>
+              <w:t>const allProjects = data?.pages.flatMap((page) =&gt; page.items) ?? [];</w:t>
             </w:r>
           </w:p>
         </w:tc>
@@ -2662,25 +2894,28 @@
     </w:tbl>
     <w:p>
       <w:pPr>
-        <w:pStyle w:val="Normal"/>
-        <w:spacing w:before="200" w:after="80"/>
-        <w:rPr/>
-      </w:pPr>
-      <w:r>
-        <w:rPr>
-          <w:rFonts w:eastAsia="Calibri" w:cs="Calibri"/>
+        <w:pStyle w:val="Heading2"/>
+        <w:pBdr>
+          <w:bottom w:val="single" w:sz="4" w:space="4" w:color="AAAAAA"/>
+        </w:pBdr>
+        <w:spacing w:before="280" w:after="120"/>
+        <w:rPr/>
+      </w:pPr>
+      <w:r>
+        <w:rPr>
+          <w:rFonts w:eastAsia="Calibri" w:cs="Calibri" w:ascii="Calibri" w:hAnsi="Calibri"/>
           <w:b/>
           <w:bCs/>
           <w:color w:val="000000"/>
-          <w:sz w:val="24"/>
-          <w:szCs w:val="24"/>
-        </w:rPr>
-        <w:t>Infinite scroll</w:t>
+          <w:sz w:val="28"/>
+          <w:szCs w:val="28"/>
+        </w:rPr>
+        <w:t>12. Devtools</w:t>
       </w:r>
     </w:p>
     <w:tbl>
       <w:tblPr>
-        <w:tblW w:w="9350" w:type="dxa"/>
+        <w:tblW w:w="9355" w:type="dxa"/>
         <w:jc w:val="left"/>
         <w:tblInd w:w="0" w:type="dxa"/>
         <w:tblLayout w:type="fixed"/>
@@ -2692,13 +2927,13 @@
         </w:tblCellMar>
       </w:tblPr>
       <w:tblGrid>
-        <w:gridCol w:w="9350"/>
+        <w:gridCol w:w="9355"/>
       </w:tblGrid>
       <w:tr>
         <w:trPr/>
         <w:tc>
           <w:tcPr>
-            <w:tcW w:w="9350" w:type="dxa"/>
+            <w:tcW w:w="9355" w:type="dxa"/>
             <w:tcBorders>
               <w:top w:val="single" w:sz="4" w:space="0" w:color="CCCCCC"/>
               <w:left w:val="single" w:sz="4" w:space="0" w:color="CCCCCC"/>
@@ -2720,7 +2955,38 @@
                 <w:sz w:val="20"/>
                 <w:szCs w:val="20"/>
               </w:rPr>
-              <w:t>const { data, fetchNextPage, hasNextPage, isFetchingNextPage } = useInfiniteQuery({</w:t>
+              <w:t>import { ReactQueryDevtools } from '@tanstack/react-query-devtools';</w:t>
+            </w:r>
+          </w:p>
+          <w:p>
+            <w:pPr>
+              <w:pStyle w:val="Normal"/>
+              <w:spacing w:before="0" w:after="0"/>
+              <w:rPr>
+                <w:rFonts w:ascii="Consolas" w:hAnsi="Consolas" w:eastAsia="Consolas" w:cs="Consolas"/>
+                <w:color w:val="000000"/>
+                <w:sz w:val="20"/>
+                <w:szCs w:val="20"/>
+              </w:rPr>
+            </w:pPr>
+            <w:r>
+              <w:rPr/>
+            </w:r>
+          </w:p>
+          <w:p>
+            <w:pPr>
+              <w:pStyle w:val="Normal"/>
+              <w:spacing w:before="0" w:after="0"/>
+              <w:rPr/>
+            </w:pPr>
+            <w:r>
+              <w:rPr>
+                <w:rFonts w:eastAsia="Consolas" w:cs="Consolas" w:ascii="Consolas" w:hAnsi="Consolas"/>
+                <w:color w:val="000000"/>
+                <w:sz w:val="20"/>
+                <w:szCs w:val="20"/>
+              </w:rPr>
+              <w:t>&lt;QueryClientProvider client={queryClient}&gt;</w:t>
             </w:r>
           </w:p>
           <w:p>
@@ -2745,7 +3011,7 @@
                 <w:sz w:val="20"/>
                 <w:szCs w:val="20"/>
               </w:rPr>
-              <w:t>queryKey: ['projects', 'infinite'],</w:t>
+              <w:t>&lt;App /&gt;</w:t>
             </w:r>
           </w:p>
           <w:p>
@@ -2770,110 +3036,56 @@
                 <w:sz w:val="20"/>
                 <w:szCs w:val="20"/>
               </w:rPr>
-              <w:t>queryFn: ({ pageParam }) =&gt; fetchProjects({ cursor: pageParam }),</w:t>
-            </w:r>
-          </w:p>
-          <w:p>
-            <w:pPr>
-              <w:pStyle w:val="Normal"/>
-              <w:spacing w:before="0" w:after="0"/>
-              <w:rPr/>
-            </w:pPr>
-            <w:r>
-              <w:rPr>
-                <w:rFonts w:eastAsia="Consolas" w:cs="Consolas" w:ascii="Consolas" w:hAnsi="Consolas"/>
-                <w:color w:val="000000"/>
-                <w:sz w:val="20"/>
-                <w:szCs w:val="20"/>
-              </w:rPr>
-              <w:t xml:space="preserve">  </w:t>
-            </w:r>
-            <w:r>
-              <w:rPr>
-                <w:rFonts w:eastAsia="Consolas" w:cs="Consolas" w:ascii="Consolas" w:hAnsi="Consolas"/>
-                <w:color w:val="000000"/>
-                <w:sz w:val="20"/>
-                <w:szCs w:val="20"/>
-              </w:rPr>
-              <w:t>initialPageParam: null,</w:t>
-            </w:r>
-          </w:p>
-          <w:p>
-            <w:pPr>
-              <w:pStyle w:val="Normal"/>
-              <w:spacing w:before="0" w:after="0"/>
-              <w:rPr/>
-            </w:pPr>
-            <w:r>
-              <w:rPr>
-                <w:rFonts w:eastAsia="Consolas" w:cs="Consolas" w:ascii="Consolas" w:hAnsi="Consolas"/>
-                <w:color w:val="000000"/>
-                <w:sz w:val="20"/>
-                <w:szCs w:val="20"/>
-              </w:rPr>
-              <w:t xml:space="preserve">  </w:t>
-            </w:r>
-            <w:r>
-              <w:rPr>
-                <w:rFonts w:eastAsia="Consolas" w:cs="Consolas" w:ascii="Consolas" w:hAnsi="Consolas"/>
-                <w:color w:val="000000"/>
-                <w:sz w:val="20"/>
-                <w:szCs w:val="20"/>
-              </w:rPr>
-              <w:t>getNextPageParam: (lastPage) =&gt; lastPage.nextCursor ?? undefined,</w:t>
-            </w:r>
-          </w:p>
-          <w:p>
-            <w:pPr>
-              <w:pStyle w:val="Normal"/>
-              <w:spacing w:before="0" w:after="0"/>
-              <w:rPr/>
-            </w:pPr>
-            <w:r>
-              <w:rPr>
-                <w:rFonts w:eastAsia="Consolas" w:cs="Consolas" w:ascii="Consolas" w:hAnsi="Consolas"/>
-                <w:color w:val="000000"/>
-                <w:sz w:val="20"/>
-                <w:szCs w:val="20"/>
-              </w:rPr>
-              <w:t>});</w:t>
-            </w:r>
-          </w:p>
-          <w:p>
-            <w:pPr>
-              <w:pStyle w:val="Normal"/>
-              <w:spacing w:before="0" w:after="0"/>
-              <w:rPr/>
-            </w:pPr>
-            <w:r>
-              <w:rPr>
-                <w:rFonts w:eastAsia="Consolas" w:cs="Consolas" w:ascii="Consolas" w:hAnsi="Consolas"/>
-                <w:color w:val="000000"/>
-                <w:sz w:val="20"/>
-                <w:szCs w:val="20"/>
-              </w:rPr>
-              <w:t xml:space="preserve"> </w:t>
-            </w:r>
-          </w:p>
-          <w:p>
-            <w:pPr>
-              <w:pStyle w:val="Normal"/>
-              <w:spacing w:before="0" w:after="0"/>
-              <w:rPr/>
-            </w:pPr>
-            <w:r>
-              <w:rPr>
-                <w:rFonts w:eastAsia="Consolas" w:cs="Consolas" w:ascii="Consolas" w:hAnsi="Consolas"/>
-                <w:color w:val="000000"/>
-                <w:sz w:val="20"/>
-                <w:szCs w:val="20"/>
-              </w:rPr>
-              <w:t>const allProjects = data?.pages.flatMap((page) =&gt; page.items) ?? [];</w:t>
+              <w:t>&lt;ReactQueryDevtools initialIsOpen={false} /&gt;</w:t>
+            </w:r>
+          </w:p>
+          <w:p>
+            <w:pPr>
+              <w:pStyle w:val="Normal"/>
+              <w:spacing w:before="0" w:after="0"/>
+              <w:rPr/>
+            </w:pPr>
+            <w:r>
+              <w:rPr>
+                <w:rFonts w:eastAsia="Consolas" w:cs="Consolas" w:ascii="Consolas" w:hAnsi="Consolas"/>
+                <w:color w:val="000000"/>
+                <w:sz w:val="20"/>
+                <w:szCs w:val="20"/>
+              </w:rPr>
+              <w:t>&lt;/QueryClientProvider&gt;</w:t>
             </w:r>
           </w:p>
         </w:tc>
       </w:tr>
     </w:tbl>
+    <w:p>
+      <w:pPr>
+        <w:pStyle w:val="Normal"/>
+        <w:spacing w:before="0" w:after="100"/>
+        <w:rPr/>
+      </w:pPr>
+      <w:r>
+        <w:rPr/>
+      </w:r>
+    </w:p>
+    <w:p>
+      <w:pPr>
+        <w:pStyle w:val="Normal"/>
+        <w:spacing w:lineRule="exact" w:line="276" w:before="0" w:after="140"/>
+        <w:rPr/>
+      </w:pPr>
+      <w:r>
+        <w:rPr>
+          <w:rFonts w:eastAsia="Calibri" w:cs="Calibri"/>
+          <w:i w:val="false"/>
+          <w:iCs w:val="false"/>
+          <w:color w:val="000000"/>
+          <w:sz w:val="24"/>
+          <w:szCs w:val="24"/>
+        </w:rPr>
+        <w:t>Shows every query's key, status, staleness, and cached data live. The fastest way to debug "why is this refetching" or "why is this stale" is to open the devtools panel and inspect the query, not to add console.logs.</w:t>
+      </w:r>
+    </w:p>
     <w:p>
       <w:pPr>
         <w:pStyle w:val="Heading2"/>
@@ -2881,7 +3093,14 @@
           <w:bottom w:val="single" w:sz="4" w:space="4" w:color="AAAAAA"/>
         </w:pBdr>
         <w:spacing w:before="280" w:after="120"/>
-        <w:rPr/>
+        <w:rPr>
+          <w:rFonts w:ascii="Calibri" w:hAnsi="Calibri" w:eastAsia="Calibri" w:cs="Calibri"/>
+          <w:b/>
+          <w:bCs/>
+          <w:color w:val="000000"/>
+          <w:sz w:val="24"/>
+          <w:szCs w:val="24"/>
+        </w:rPr>
       </w:pPr>
       <w:r>
         <w:rPr>
@@ -2889,835 +3108,9 @@
           <w:b/>
           <w:bCs/>
           <w:color w:val="000000"/>
-          <w:sz w:val="28"/>
-          <w:szCs w:val="28"/>
-        </w:rPr>
-        <w:t>10. Optimistic Updates</w:t>
-      </w:r>
-    </w:p>
-    <w:p>
-      <w:pPr>
-        <w:pStyle w:val="Normal"/>
-        <w:spacing w:lineRule="exact" w:line="276" w:before="0" w:after="140"/>
-        <w:rPr/>
-      </w:pPr>
-      <w:r>
-        <w:rPr>
-          <w:rFonts w:eastAsia="Calibri" w:cs="Calibri"/>
-          <w:i w:val="false"/>
-          <w:iCs w:val="false"/>
-          <w:color w:val="000000"/>
           <w:sz w:val="24"/>
           <w:szCs w:val="24"/>
         </w:rPr>
-        <w:t>Update the UI immediately, before the server confirms, and roll back if the mutation fails. Three steps: cancel in-flight refetches for that key, snapshot the previous value, and return it from onMutate so onError can restore it.</w:t>
-      </w:r>
-    </w:p>
-    <w:tbl>
-      <w:tblPr>
-        <w:tblW w:w="9350" w:type="dxa"/>
-        <w:jc w:val="left"/>
-        <w:tblInd w:w="0" w:type="dxa"/>
-        <w:tblLayout w:type="fixed"/>
-        <w:tblCellMar>
-          <w:top w:w="120" w:type="dxa"/>
-          <w:left w:w="160" w:type="dxa"/>
-          <w:bottom w:w="120" w:type="dxa"/>
-          <w:right w:w="160" w:type="dxa"/>
-        </w:tblCellMar>
-      </w:tblPr>
-      <w:tblGrid>
-        <w:gridCol w:w="9350"/>
-      </w:tblGrid>
-      <w:tr>
-        <w:trPr/>
-        <w:tc>
-          <w:tcPr>
-            <w:tcW w:w="9350" w:type="dxa"/>
-            <w:tcBorders>
-              <w:top w:val="single" w:sz="4" w:space="0" w:color="CCCCCC"/>
-              <w:left w:val="single" w:sz="4" w:space="0" w:color="CCCCCC"/>
-              <w:bottom w:val="single" w:sz="4" w:space="0" w:color="CCCCCC"/>
-              <w:right w:val="single" w:sz="4" w:space="0" w:color="CCCCCC"/>
-            </w:tcBorders>
-            <w:shd w:color="auto" w:fill="F5F5F5" w:val="clear"/>
-          </w:tcPr>
-          <w:p>
-            <w:pPr>
-              <w:pStyle w:val="Normal"/>
-              <w:spacing w:before="0" w:after="0"/>
-              <w:rPr/>
-            </w:pPr>
-            <w:r>
-              <w:rPr>
-                <w:rFonts w:eastAsia="Consolas" w:cs="Consolas" w:ascii="Consolas" w:hAnsi="Consolas"/>
-                <w:color w:val="000000"/>
-                <w:sz w:val="20"/>
-                <w:szCs w:val="20"/>
-              </w:rPr>
-              <w:t>useMutation({</w:t>
-            </w:r>
-          </w:p>
-          <w:p>
-            <w:pPr>
-              <w:pStyle w:val="Normal"/>
-              <w:spacing w:before="0" w:after="0"/>
-              <w:rPr/>
-            </w:pPr>
-            <w:r>
-              <w:rPr>
-                <w:rFonts w:eastAsia="Consolas" w:cs="Consolas" w:ascii="Consolas" w:hAnsi="Consolas"/>
-                <w:color w:val="000000"/>
-                <w:sz w:val="20"/>
-                <w:szCs w:val="20"/>
-              </w:rPr>
-              <w:t xml:space="preserve">  </w:t>
-            </w:r>
-            <w:r>
-              <w:rPr>
-                <w:rFonts w:eastAsia="Consolas" w:cs="Consolas" w:ascii="Consolas" w:hAnsi="Consolas"/>
-                <w:color w:val="000000"/>
-                <w:sz w:val="20"/>
-                <w:szCs w:val="20"/>
-              </w:rPr>
-              <w:t>mutationFn: updateProject,</w:t>
-            </w:r>
-          </w:p>
-          <w:p>
-            <w:pPr>
-              <w:pStyle w:val="Normal"/>
-              <w:spacing w:before="0" w:after="0"/>
-              <w:rPr/>
-            </w:pPr>
-            <w:r>
-              <w:rPr>
-                <w:rFonts w:eastAsia="Consolas" w:cs="Consolas" w:ascii="Consolas" w:hAnsi="Consolas"/>
-                <w:color w:val="000000"/>
-                <w:sz w:val="20"/>
-                <w:szCs w:val="20"/>
-              </w:rPr>
-              <w:t xml:space="preserve">  </w:t>
-            </w:r>
-            <w:r>
-              <w:rPr>
-                <w:rFonts w:eastAsia="Consolas" w:cs="Consolas" w:ascii="Consolas" w:hAnsi="Consolas"/>
-                <w:color w:val="000000"/>
-                <w:sz w:val="20"/>
-                <w:szCs w:val="20"/>
-              </w:rPr>
-              <w:t>onMutate: async (newProject) =&gt; {</w:t>
-            </w:r>
-          </w:p>
-          <w:p>
-            <w:pPr>
-              <w:pStyle w:val="Normal"/>
-              <w:spacing w:before="0" w:after="0"/>
-              <w:rPr/>
-            </w:pPr>
-            <w:r>
-              <w:rPr>
-                <w:rFonts w:eastAsia="Consolas" w:cs="Consolas" w:ascii="Consolas" w:hAnsi="Consolas"/>
-                <w:color w:val="000000"/>
-                <w:sz w:val="20"/>
-                <w:szCs w:val="20"/>
-              </w:rPr>
-              <w:t xml:space="preserve">    </w:t>
-            </w:r>
-            <w:r>
-              <w:rPr>
-                <w:rFonts w:eastAsia="Consolas" w:cs="Consolas" w:ascii="Consolas" w:hAnsi="Consolas"/>
-                <w:color w:val="000000"/>
-                <w:sz w:val="20"/>
-                <w:szCs w:val="20"/>
-              </w:rPr>
-              <w:t>await queryClient.cancelQueries({ queryKey: projectKeys.detail(newProject.id) });</w:t>
-            </w:r>
-          </w:p>
-          <w:p>
-            <w:pPr>
-              <w:pStyle w:val="Normal"/>
-              <w:spacing w:before="0" w:after="0"/>
-              <w:rPr/>
-            </w:pPr>
-            <w:r>
-              <w:rPr>
-                <w:rFonts w:eastAsia="Consolas" w:cs="Consolas" w:ascii="Consolas" w:hAnsi="Consolas"/>
-                <w:color w:val="000000"/>
-                <w:sz w:val="20"/>
-                <w:szCs w:val="20"/>
-              </w:rPr>
-              <w:t xml:space="preserve">    </w:t>
-            </w:r>
-            <w:r>
-              <w:rPr>
-                <w:rFonts w:eastAsia="Consolas" w:cs="Consolas" w:ascii="Consolas" w:hAnsi="Consolas"/>
-                <w:color w:val="000000"/>
-                <w:sz w:val="20"/>
-                <w:szCs w:val="20"/>
-              </w:rPr>
-              <w:t>const previous = queryClient.getQueryData(projectKeys.detail(newProject.id));</w:t>
-            </w:r>
-          </w:p>
-          <w:p>
-            <w:pPr>
-              <w:pStyle w:val="Normal"/>
-              <w:spacing w:before="0" w:after="0"/>
-              <w:rPr/>
-            </w:pPr>
-            <w:r>
-              <w:rPr>
-                <w:rFonts w:eastAsia="Consolas" w:cs="Consolas" w:ascii="Consolas" w:hAnsi="Consolas"/>
-                <w:color w:val="000000"/>
-                <w:sz w:val="20"/>
-                <w:szCs w:val="20"/>
-              </w:rPr>
-              <w:t xml:space="preserve">    </w:t>
-            </w:r>
-            <w:r>
-              <w:rPr>
-                <w:rFonts w:eastAsia="Consolas" w:cs="Consolas" w:ascii="Consolas" w:hAnsi="Consolas"/>
-                <w:color w:val="000000"/>
-                <w:sz w:val="20"/>
-                <w:szCs w:val="20"/>
-              </w:rPr>
-              <w:t>queryClient.setQueryData(projectKeys.detail(newProject.id), newProject);</w:t>
-            </w:r>
-          </w:p>
-          <w:p>
-            <w:pPr>
-              <w:pStyle w:val="Normal"/>
-              <w:spacing w:before="0" w:after="0"/>
-              <w:rPr/>
-            </w:pPr>
-            <w:r>
-              <w:rPr>
-                <w:rFonts w:eastAsia="Consolas" w:cs="Consolas" w:ascii="Consolas" w:hAnsi="Consolas"/>
-                <w:color w:val="000000"/>
-                <w:sz w:val="20"/>
-                <w:szCs w:val="20"/>
-              </w:rPr>
-              <w:t xml:space="preserve">    </w:t>
-            </w:r>
-            <w:r>
-              <w:rPr>
-                <w:rFonts w:eastAsia="Consolas" w:cs="Consolas" w:ascii="Consolas" w:hAnsi="Consolas"/>
-                <w:color w:val="000000"/>
-                <w:sz w:val="20"/>
-                <w:szCs w:val="20"/>
-              </w:rPr>
-              <w:t>return { previous };</w:t>
-            </w:r>
-          </w:p>
-          <w:p>
-            <w:pPr>
-              <w:pStyle w:val="Normal"/>
-              <w:spacing w:before="0" w:after="0"/>
-              <w:rPr/>
-            </w:pPr>
-            <w:r>
-              <w:rPr>
-                <w:rFonts w:eastAsia="Consolas" w:cs="Consolas" w:ascii="Consolas" w:hAnsi="Consolas"/>
-                <w:color w:val="000000"/>
-                <w:sz w:val="20"/>
-                <w:szCs w:val="20"/>
-              </w:rPr>
-              <w:t xml:space="preserve">  </w:t>
-            </w:r>
-            <w:r>
-              <w:rPr>
-                <w:rFonts w:eastAsia="Consolas" w:cs="Consolas" w:ascii="Consolas" w:hAnsi="Consolas"/>
-                <w:color w:val="000000"/>
-                <w:sz w:val="20"/>
-                <w:szCs w:val="20"/>
-              </w:rPr>
-              <w:t>},</w:t>
-            </w:r>
-          </w:p>
-          <w:p>
-            <w:pPr>
-              <w:pStyle w:val="Normal"/>
-              <w:spacing w:before="0" w:after="0"/>
-              <w:rPr/>
-            </w:pPr>
-            <w:r>
-              <w:rPr>
-                <w:rFonts w:eastAsia="Consolas" w:cs="Consolas" w:ascii="Consolas" w:hAnsi="Consolas"/>
-                <w:color w:val="000000"/>
-                <w:sz w:val="20"/>
-                <w:szCs w:val="20"/>
-              </w:rPr>
-              <w:t xml:space="preserve">  </w:t>
-            </w:r>
-            <w:r>
-              <w:rPr>
-                <w:rFonts w:eastAsia="Consolas" w:cs="Consolas" w:ascii="Consolas" w:hAnsi="Consolas"/>
-                <w:color w:val="000000"/>
-                <w:sz w:val="20"/>
-                <w:szCs w:val="20"/>
-              </w:rPr>
-              <w:t>onError: (err, newProject, context) =&gt; {</w:t>
-            </w:r>
-          </w:p>
-          <w:p>
-            <w:pPr>
-              <w:pStyle w:val="Normal"/>
-              <w:spacing w:before="0" w:after="0"/>
-              <w:rPr/>
-            </w:pPr>
-            <w:r>
-              <w:rPr>
-                <w:rFonts w:eastAsia="Consolas" w:cs="Consolas" w:ascii="Consolas" w:hAnsi="Consolas"/>
-                <w:color w:val="000000"/>
-                <w:sz w:val="20"/>
-                <w:szCs w:val="20"/>
-              </w:rPr>
-              <w:t xml:space="preserve">    </w:t>
-            </w:r>
-            <w:r>
-              <w:rPr>
-                <w:rFonts w:eastAsia="Consolas" w:cs="Consolas" w:ascii="Consolas" w:hAnsi="Consolas"/>
-                <w:color w:val="000000"/>
-                <w:sz w:val="20"/>
-                <w:szCs w:val="20"/>
-              </w:rPr>
-              <w:t>queryClient.setQueryData(projectKeys.detail(newProject.id), context?.previous);</w:t>
-            </w:r>
-          </w:p>
-          <w:p>
-            <w:pPr>
-              <w:pStyle w:val="Normal"/>
-              <w:spacing w:before="0" w:after="0"/>
-              <w:rPr/>
-            </w:pPr>
-            <w:r>
-              <w:rPr>
-                <w:rFonts w:eastAsia="Consolas" w:cs="Consolas" w:ascii="Consolas" w:hAnsi="Consolas"/>
-                <w:color w:val="000000"/>
-                <w:sz w:val="20"/>
-                <w:szCs w:val="20"/>
-              </w:rPr>
-              <w:t xml:space="preserve">  </w:t>
-            </w:r>
-            <w:r>
-              <w:rPr>
-                <w:rFonts w:eastAsia="Consolas" w:cs="Consolas" w:ascii="Consolas" w:hAnsi="Consolas"/>
-                <w:color w:val="000000"/>
-                <w:sz w:val="20"/>
-                <w:szCs w:val="20"/>
-              </w:rPr>
-              <w:t>},</w:t>
-            </w:r>
-          </w:p>
-          <w:p>
-            <w:pPr>
-              <w:pStyle w:val="Normal"/>
-              <w:spacing w:before="0" w:after="0"/>
-              <w:rPr/>
-            </w:pPr>
-            <w:r>
-              <w:rPr>
-                <w:rFonts w:eastAsia="Consolas" w:cs="Consolas" w:ascii="Consolas" w:hAnsi="Consolas"/>
-                <w:color w:val="000000"/>
-                <w:sz w:val="20"/>
-                <w:szCs w:val="20"/>
-              </w:rPr>
-              <w:t xml:space="preserve">  </w:t>
-            </w:r>
-            <w:r>
-              <w:rPr>
-                <w:rFonts w:eastAsia="Consolas" w:cs="Consolas" w:ascii="Consolas" w:hAnsi="Consolas"/>
-                <w:color w:val="000000"/>
-                <w:sz w:val="20"/>
-                <w:szCs w:val="20"/>
-              </w:rPr>
-              <w:t>onSettled: (newProject) =&gt; {</w:t>
-            </w:r>
-          </w:p>
-          <w:p>
-            <w:pPr>
-              <w:pStyle w:val="Normal"/>
-              <w:spacing w:before="0" w:after="0"/>
-              <w:rPr/>
-            </w:pPr>
-            <w:r>
-              <w:rPr>
-                <w:rFonts w:eastAsia="Consolas" w:cs="Consolas" w:ascii="Consolas" w:hAnsi="Consolas"/>
-                <w:color w:val="000000"/>
-                <w:sz w:val="20"/>
-                <w:szCs w:val="20"/>
-              </w:rPr>
-              <w:t xml:space="preserve">    </w:t>
-            </w:r>
-            <w:r>
-              <w:rPr>
-                <w:rFonts w:eastAsia="Consolas" w:cs="Consolas" w:ascii="Consolas" w:hAnsi="Consolas"/>
-                <w:color w:val="000000"/>
-                <w:sz w:val="20"/>
-                <w:szCs w:val="20"/>
-              </w:rPr>
-              <w:t>queryClient.invalidateQueries({ queryKey: projectKeys.detail(newProject!.id) });</w:t>
-            </w:r>
-          </w:p>
-          <w:p>
-            <w:pPr>
-              <w:pStyle w:val="Normal"/>
-              <w:spacing w:before="0" w:after="0"/>
-              <w:rPr/>
-            </w:pPr>
-            <w:r>
-              <w:rPr>
-                <w:rFonts w:eastAsia="Consolas" w:cs="Consolas" w:ascii="Consolas" w:hAnsi="Consolas"/>
-                <w:color w:val="000000"/>
-                <w:sz w:val="20"/>
-                <w:szCs w:val="20"/>
-              </w:rPr>
-              <w:t xml:space="preserve">  </w:t>
-            </w:r>
-            <w:r>
-              <w:rPr>
-                <w:rFonts w:eastAsia="Consolas" w:cs="Consolas" w:ascii="Consolas" w:hAnsi="Consolas"/>
-                <w:color w:val="000000"/>
-                <w:sz w:val="20"/>
-                <w:szCs w:val="20"/>
-              </w:rPr>
-              <w:t>},</w:t>
-            </w:r>
-          </w:p>
-          <w:p>
-            <w:pPr>
-              <w:pStyle w:val="Normal"/>
-              <w:spacing w:before="0" w:after="0"/>
-              <w:rPr/>
-            </w:pPr>
-            <w:r>
-              <w:rPr>
-                <w:rFonts w:eastAsia="Consolas" w:cs="Consolas" w:ascii="Consolas" w:hAnsi="Consolas"/>
-                <w:color w:val="000000"/>
-                <w:sz w:val="20"/>
-                <w:szCs w:val="20"/>
-              </w:rPr>
-              <w:t>});</w:t>
-            </w:r>
-          </w:p>
-        </w:tc>
-      </w:tr>
-    </w:tbl>
-    <w:p>
-      <w:pPr>
-        <w:pStyle w:val="Heading2"/>
-        <w:pBdr>
-          <w:bottom w:val="single" w:sz="4" w:space="4" w:color="AAAAAA"/>
-        </w:pBdr>
-        <w:spacing w:before="280" w:after="120"/>
-        <w:rPr/>
-      </w:pPr>
-      <w:r>
-        <w:rPr>
-          <w:rFonts w:eastAsia="Calibri" w:cs="Calibri" w:ascii="Calibri" w:hAnsi="Calibri"/>
-          <w:b/>
-          <w:bCs/>
-          <w:color w:val="000000"/>
-          <w:sz w:val="28"/>
-          <w:szCs w:val="28"/>
-        </w:rPr>
-        <w:t>11. Parallel &amp; Combined Queries</w:t>
-      </w:r>
-    </w:p>
-    <w:p>
-      <w:pPr>
-        <w:pStyle w:val="Normal"/>
-        <w:spacing w:lineRule="exact" w:line="276" w:before="0" w:after="140"/>
-        <w:rPr/>
-      </w:pPr>
-      <w:r>
-        <w:rPr>
-          <w:rFonts w:eastAsia="Calibri" w:cs="Calibri"/>
-          <w:i w:val="false"/>
-          <w:iCs w:val="false"/>
-          <w:color w:val="000000"/>
-          <w:sz w:val="24"/>
-          <w:szCs w:val="24"/>
-        </w:rPr>
-        <w:t>Multiple independent useQuery calls in the same component fire in parallel automatically — no special API needed. For a dynamic number of parallel queries (e.g. one per item in an array), use useQueries instead of calling useQuery in a loop:</w:t>
-      </w:r>
-    </w:p>
-    <w:tbl>
-      <w:tblPr>
-        <w:tblW w:w="9350" w:type="dxa"/>
-        <w:jc w:val="left"/>
-        <w:tblInd w:w="0" w:type="dxa"/>
-        <w:tblLayout w:type="fixed"/>
-        <w:tblCellMar>
-          <w:top w:w="120" w:type="dxa"/>
-          <w:left w:w="160" w:type="dxa"/>
-          <w:bottom w:w="120" w:type="dxa"/>
-          <w:right w:w="160" w:type="dxa"/>
-        </w:tblCellMar>
-      </w:tblPr>
-      <w:tblGrid>
-        <w:gridCol w:w="9350"/>
-      </w:tblGrid>
-      <w:tr>
-        <w:trPr/>
-        <w:tc>
-          <w:tcPr>
-            <w:tcW w:w="9350" w:type="dxa"/>
-            <w:tcBorders>
-              <w:top w:val="single" w:sz="4" w:space="0" w:color="CCCCCC"/>
-              <w:left w:val="single" w:sz="4" w:space="0" w:color="CCCCCC"/>
-              <w:bottom w:val="single" w:sz="4" w:space="0" w:color="CCCCCC"/>
-              <w:right w:val="single" w:sz="4" w:space="0" w:color="CCCCCC"/>
-            </w:tcBorders>
-            <w:shd w:color="auto" w:fill="F5F5F5" w:val="clear"/>
-          </w:tcPr>
-          <w:p>
-            <w:pPr>
-              <w:pStyle w:val="Normal"/>
-              <w:spacing w:before="0" w:after="0"/>
-              <w:rPr/>
-            </w:pPr>
-            <w:r>
-              <w:rPr>
-                <w:rFonts w:eastAsia="Consolas" w:cs="Consolas" w:ascii="Consolas" w:hAnsi="Consolas"/>
-                <w:color w:val="000000"/>
-                <w:sz w:val="20"/>
-                <w:szCs w:val="20"/>
-              </w:rPr>
-              <w:t>const results = useQueries({</w:t>
-            </w:r>
-          </w:p>
-          <w:p>
-            <w:pPr>
-              <w:pStyle w:val="Normal"/>
-              <w:spacing w:before="0" w:after="0"/>
-              <w:rPr/>
-            </w:pPr>
-            <w:r>
-              <w:rPr>
-                <w:rFonts w:eastAsia="Consolas" w:cs="Consolas" w:ascii="Consolas" w:hAnsi="Consolas"/>
-                <w:color w:val="000000"/>
-                <w:sz w:val="20"/>
-                <w:szCs w:val="20"/>
-              </w:rPr>
-              <w:t xml:space="preserve">  </w:t>
-            </w:r>
-            <w:r>
-              <w:rPr>
-                <w:rFonts w:eastAsia="Consolas" w:cs="Consolas" w:ascii="Consolas" w:hAnsi="Consolas"/>
-                <w:color w:val="000000"/>
-                <w:sz w:val="20"/>
-                <w:szCs w:val="20"/>
-              </w:rPr>
-              <w:t>queries: projectIds.map((id) =&gt; ({</w:t>
-            </w:r>
-          </w:p>
-          <w:p>
-            <w:pPr>
-              <w:pStyle w:val="Normal"/>
-              <w:spacing w:before="0" w:after="0"/>
-              <w:rPr/>
-            </w:pPr>
-            <w:r>
-              <w:rPr>
-                <w:rFonts w:eastAsia="Consolas" w:cs="Consolas" w:ascii="Consolas" w:hAnsi="Consolas"/>
-                <w:color w:val="000000"/>
-                <w:sz w:val="20"/>
-                <w:szCs w:val="20"/>
-              </w:rPr>
-              <w:t xml:space="preserve">    </w:t>
-            </w:r>
-            <w:r>
-              <w:rPr>
-                <w:rFonts w:eastAsia="Consolas" w:cs="Consolas" w:ascii="Consolas" w:hAnsi="Consolas"/>
-                <w:color w:val="000000"/>
-                <w:sz w:val="20"/>
-                <w:szCs w:val="20"/>
-              </w:rPr>
-              <w:t>queryKey: projectKeys.detail(id),</w:t>
-            </w:r>
-          </w:p>
-          <w:p>
-            <w:pPr>
-              <w:pStyle w:val="Normal"/>
-              <w:spacing w:before="0" w:after="0"/>
-              <w:rPr/>
-            </w:pPr>
-            <w:r>
-              <w:rPr>
-                <w:rFonts w:eastAsia="Consolas" w:cs="Consolas" w:ascii="Consolas" w:hAnsi="Consolas"/>
-                <w:color w:val="000000"/>
-                <w:sz w:val="20"/>
-                <w:szCs w:val="20"/>
-              </w:rPr>
-              <w:t xml:space="preserve">    </w:t>
-            </w:r>
-            <w:r>
-              <w:rPr>
-                <w:rFonts w:eastAsia="Consolas" w:cs="Consolas" w:ascii="Consolas" w:hAnsi="Consolas"/>
-                <w:color w:val="000000"/>
-                <w:sz w:val="20"/>
-                <w:szCs w:val="20"/>
-              </w:rPr>
-              <w:t>queryFn: () =&gt; fetchProject(id),</w:t>
-            </w:r>
-          </w:p>
-          <w:p>
-            <w:pPr>
-              <w:pStyle w:val="Normal"/>
-              <w:spacing w:before="0" w:after="0"/>
-              <w:rPr/>
-            </w:pPr>
-            <w:r>
-              <w:rPr>
-                <w:rFonts w:eastAsia="Consolas" w:cs="Consolas" w:ascii="Consolas" w:hAnsi="Consolas"/>
-                <w:color w:val="000000"/>
-                <w:sz w:val="20"/>
-                <w:szCs w:val="20"/>
-              </w:rPr>
-              <w:t xml:space="preserve">  </w:t>
-            </w:r>
-            <w:r>
-              <w:rPr>
-                <w:rFonts w:eastAsia="Consolas" w:cs="Consolas" w:ascii="Consolas" w:hAnsi="Consolas"/>
-                <w:color w:val="000000"/>
-                <w:sz w:val="20"/>
-                <w:szCs w:val="20"/>
-              </w:rPr>
-              <w:t>})),</w:t>
-            </w:r>
-          </w:p>
-          <w:p>
-            <w:pPr>
-              <w:pStyle w:val="Normal"/>
-              <w:spacing w:before="0" w:after="0"/>
-              <w:rPr/>
-            </w:pPr>
-            <w:r>
-              <w:rPr>
-                <w:rFonts w:eastAsia="Consolas" w:cs="Consolas" w:ascii="Consolas" w:hAnsi="Consolas"/>
-                <w:color w:val="000000"/>
-                <w:sz w:val="20"/>
-                <w:szCs w:val="20"/>
-              </w:rPr>
-              <w:t>});</w:t>
-            </w:r>
-          </w:p>
-        </w:tc>
-      </w:tr>
-    </w:tbl>
-    <w:p>
-      <w:pPr>
-        <w:pStyle w:val="Heading2"/>
-        <w:pBdr>
-          <w:bottom w:val="single" w:sz="4" w:space="4" w:color="AAAAAA"/>
-        </w:pBdr>
-        <w:spacing w:before="280" w:after="120"/>
-        <w:rPr/>
-      </w:pPr>
-      <w:r>
-        <w:rPr>
-          <w:rFonts w:eastAsia="Calibri" w:cs="Calibri" w:ascii="Calibri" w:hAnsi="Calibri"/>
-          <w:b/>
-          <w:bCs/>
-          <w:color w:val="000000"/>
-          <w:sz w:val="28"/>
-          <w:szCs w:val="28"/>
-        </w:rPr>
-        <w:t>12. Devtools</w:t>
-      </w:r>
-    </w:p>
-    <w:tbl>
-      <w:tblPr>
-        <w:tblW w:w="9350" w:type="dxa"/>
-        <w:jc w:val="left"/>
-        <w:tblInd w:w="0" w:type="dxa"/>
-        <w:tblLayout w:type="fixed"/>
-        <w:tblCellMar>
-          <w:top w:w="120" w:type="dxa"/>
-          <w:left w:w="160" w:type="dxa"/>
-          <w:bottom w:w="120" w:type="dxa"/>
-          <w:right w:w="160" w:type="dxa"/>
-        </w:tblCellMar>
-      </w:tblPr>
-      <w:tblGrid>
-        <w:gridCol w:w="9350"/>
-      </w:tblGrid>
-      <w:tr>
-        <w:trPr/>
-        <w:tc>
-          <w:tcPr>
-            <w:tcW w:w="9350" w:type="dxa"/>
-            <w:tcBorders>
-              <w:top w:val="single" w:sz="4" w:space="0" w:color="CCCCCC"/>
-              <w:left w:val="single" w:sz="4" w:space="0" w:color="CCCCCC"/>
-              <w:bottom w:val="single" w:sz="4" w:space="0" w:color="CCCCCC"/>
-              <w:right w:val="single" w:sz="4" w:space="0" w:color="CCCCCC"/>
-            </w:tcBorders>
-            <w:shd w:color="auto" w:fill="F5F5F5" w:val="clear"/>
-          </w:tcPr>
-          <w:p>
-            <w:pPr>
-              <w:pStyle w:val="Normal"/>
-              <w:spacing w:before="0" w:after="0"/>
-              <w:rPr/>
-            </w:pPr>
-            <w:r>
-              <w:rPr>
-                <w:rFonts w:eastAsia="Consolas" w:cs="Consolas" w:ascii="Consolas" w:hAnsi="Consolas"/>
-                <w:color w:val="000000"/>
-                <w:sz w:val="20"/>
-                <w:szCs w:val="20"/>
-              </w:rPr>
-              <w:t>import { ReactQueryDevtools } from '@tanstack/react-query-devtools';</w:t>
-            </w:r>
-          </w:p>
-          <w:p>
-            <w:pPr>
-              <w:pStyle w:val="Normal"/>
-              <w:spacing w:before="0" w:after="0"/>
-              <w:rPr/>
-            </w:pPr>
-            <w:r>
-              <w:rPr>
-                <w:rFonts w:eastAsia="Consolas" w:cs="Consolas" w:ascii="Consolas" w:hAnsi="Consolas"/>
-                <w:color w:val="000000"/>
-                <w:sz w:val="20"/>
-                <w:szCs w:val="20"/>
-              </w:rPr>
-              <w:t xml:space="preserve"> </w:t>
-            </w:r>
-          </w:p>
-          <w:p>
-            <w:pPr>
-              <w:pStyle w:val="Normal"/>
-              <w:spacing w:before="0" w:after="0"/>
-              <w:rPr/>
-            </w:pPr>
-            <w:r>
-              <w:rPr>
-                <w:rFonts w:eastAsia="Consolas" w:cs="Consolas" w:ascii="Consolas" w:hAnsi="Consolas"/>
-                <w:color w:val="000000"/>
-                <w:sz w:val="20"/>
-                <w:szCs w:val="20"/>
-              </w:rPr>
-              <w:t>&lt;QueryClientProvider client={queryClient}&gt;</w:t>
-            </w:r>
-          </w:p>
-          <w:p>
-            <w:pPr>
-              <w:pStyle w:val="Normal"/>
-              <w:spacing w:before="0" w:after="0"/>
-              <w:rPr/>
-            </w:pPr>
-            <w:r>
-              <w:rPr>
-                <w:rFonts w:eastAsia="Consolas" w:cs="Consolas" w:ascii="Consolas" w:hAnsi="Consolas"/>
-                <w:color w:val="000000"/>
-                <w:sz w:val="20"/>
-                <w:szCs w:val="20"/>
-              </w:rPr>
-              <w:t xml:space="preserve">  </w:t>
-            </w:r>
-            <w:r>
-              <w:rPr>
-                <w:rFonts w:eastAsia="Consolas" w:cs="Consolas" w:ascii="Consolas" w:hAnsi="Consolas"/>
-                <w:color w:val="000000"/>
-                <w:sz w:val="20"/>
-                <w:szCs w:val="20"/>
-              </w:rPr>
-              <w:t>&lt;App /&gt;</w:t>
-            </w:r>
-          </w:p>
-          <w:p>
-            <w:pPr>
-              <w:pStyle w:val="Normal"/>
-              <w:spacing w:before="0" w:after="0"/>
-              <w:rPr/>
-            </w:pPr>
-            <w:r>
-              <w:rPr>
-                <w:rFonts w:eastAsia="Consolas" w:cs="Consolas" w:ascii="Consolas" w:hAnsi="Consolas"/>
-                <w:color w:val="000000"/>
-                <w:sz w:val="20"/>
-                <w:szCs w:val="20"/>
-              </w:rPr>
-              <w:t xml:space="preserve">  </w:t>
-            </w:r>
-            <w:r>
-              <w:rPr>
-                <w:rFonts w:eastAsia="Consolas" w:cs="Consolas" w:ascii="Consolas" w:hAnsi="Consolas"/>
-                <w:color w:val="000000"/>
-                <w:sz w:val="20"/>
-                <w:szCs w:val="20"/>
-              </w:rPr>
-              <w:t>&lt;ReactQueryDevtools initialIsOpen={false} /&gt;</w:t>
-            </w:r>
-          </w:p>
-          <w:p>
-            <w:pPr>
-              <w:pStyle w:val="Normal"/>
-              <w:spacing w:before="0" w:after="0"/>
-              <w:rPr/>
-            </w:pPr>
-            <w:r>
-              <w:rPr>
-                <w:rFonts w:eastAsia="Consolas" w:cs="Consolas" w:ascii="Consolas" w:hAnsi="Consolas"/>
-                <w:color w:val="000000"/>
-                <w:sz w:val="20"/>
-                <w:szCs w:val="20"/>
-              </w:rPr>
-              <w:t>&lt;/QueryClientProvider&gt;</w:t>
-            </w:r>
-          </w:p>
-        </w:tc>
-      </w:tr>
-    </w:tbl>
-    <w:p>
-      <w:pPr>
-        <w:pStyle w:val="Normal"/>
-        <w:spacing w:before="0" w:after="100"/>
-        <w:rPr/>
-      </w:pPr>
-      <w:r>
-        <w:rPr/>
-      </w:r>
-    </w:p>
-    <w:p>
-      <w:pPr>
-        <w:pStyle w:val="Normal"/>
-        <w:spacing w:lineRule="exact" w:line="276" w:before="0" w:after="140"/>
-        <w:rPr/>
-      </w:pPr>
-      <w:r>
-        <w:rPr>
-          <w:rFonts w:eastAsia="Calibri" w:cs="Calibri"/>
-          <w:i w:val="false"/>
-          <w:iCs w:val="false"/>
-          <w:color w:val="000000"/>
-          <w:sz w:val="24"/>
-          <w:szCs w:val="24"/>
-        </w:rPr>
-        <w:t>Shows every query's key, status, staleness, and cached data live. The fastest way to debug "why is this refetching" or "why is this stale" is to open the devtools panel and inspect the query, not to add console.logs.</w:t>
-      </w:r>
-    </w:p>
-    <w:p>
-      <w:pPr>
-        <w:pStyle w:val="Heading2"/>
-        <w:pBdr>
-          <w:bottom w:val="single" w:sz="4" w:space="4" w:color="AAAAAA"/>
-        </w:pBdr>
-        <w:spacing w:before="280" w:after="120"/>
-        <w:rPr>
-          <w:rFonts w:ascii="Calibri" w:hAnsi="Calibri" w:eastAsia="Calibri" w:cs="Calibri"/>
-          <w:b/>
-          <w:bCs/>
-          <w:color w:val="000000"/>
-          <w:sz w:val="24"/>
-          <w:szCs w:val="24"/>
-        </w:rPr>
-      </w:pPr>
-      <w:r>
-        <w:rPr/>
       </w:r>
     </w:p>
     <w:sectPr>
@@ -3762,6 +3155,7 @@
         </w:tabs>
         <w:ind w:left="1080" w:hanging="360"/>
       </w:pPr>
+      <w:rPr/>
     </w:lvl>
     <w:lvl w:ilvl="2">
       <w:start w:val="1"/>
@@ -3774,6 +3168,7 @@
         </w:tabs>
         <w:ind w:left="1440" w:hanging="360"/>
       </w:pPr>
+      <w:rPr/>
     </w:lvl>
     <w:lvl w:ilvl="3">
       <w:start w:val="1"/>
@@ -3786,6 +3181,7 @@
         </w:tabs>
         <w:ind w:left="1800" w:hanging="360"/>
       </w:pPr>
+      <w:rPr/>
     </w:lvl>
     <w:lvl w:ilvl="4">
       <w:start w:val="1"/>
@@ -3798,6 +3194,7 @@
         </w:tabs>
         <w:ind w:left="2160" w:hanging="360"/>
       </w:pPr>
+      <w:rPr/>
     </w:lvl>
     <w:lvl w:ilvl="5">
       <w:start w:val="1"/>
@@ -3810,6 +3207,7 @@
         </w:tabs>
         <w:ind w:left="2520" w:hanging="360"/>
       </w:pPr>
+      <w:rPr/>
     </w:lvl>
     <w:lvl w:ilvl="6">
       <w:start w:val="1"/>
@@ -3822,6 +3220,7 @@
         </w:tabs>
         <w:ind w:left="2880" w:hanging="360"/>
       </w:pPr>
+      <w:rPr/>
     </w:lvl>
     <w:lvl w:ilvl="7">
       <w:start w:val="1"/>
@@ -3834,6 +3233,7 @@
         </w:tabs>
         <w:ind w:left="3240" w:hanging="360"/>
       </w:pPr>
+      <w:rPr/>
     </w:lvl>
     <w:lvl w:ilvl="8">
       <w:start w:val="1"/>
@@ -3846,9 +3246,131 @@
         </w:tabs>
         <w:ind w:left="3600" w:hanging="360"/>
       </w:pPr>
+      <w:rPr/>
     </w:lvl>
   </w:abstractNum>
   <w:abstractNum w:abstractNumId="2">
+    <w:lvl w:ilvl="0">
+      <w:start w:val="1"/>
+      <w:numFmt w:val="bullet"/>
+      <w:lvlText w:val=""/>
+      <w:lvlJc w:val="left"/>
+      <w:pPr>
+        <w:tabs>
+          <w:tab w:val="num" w:pos="0"/>
+        </w:tabs>
+        <w:ind w:left="480" w:hanging="240"/>
+      </w:pPr>
+      <w:rPr>
+        <w:rFonts w:ascii="Symbol" w:hAnsi="Symbol" w:cs="Symbol" w:hint="default"/>
+      </w:rPr>
+    </w:lvl>
+    <w:lvl w:ilvl="1">
+      <w:start w:val="1"/>
+      <w:numFmt w:val="decimal"/>
+      <w:lvlText w:val="%2."/>
+      <w:lvlJc w:val="left"/>
+      <w:pPr>
+        <w:tabs>
+          <w:tab w:val="num" w:pos="1080"/>
+        </w:tabs>
+        <w:ind w:left="1080" w:hanging="360"/>
+      </w:pPr>
+      <w:rPr/>
+    </w:lvl>
+    <w:lvl w:ilvl="2">
+      <w:start w:val="1"/>
+      <w:numFmt w:val="decimal"/>
+      <w:lvlText w:val="%3."/>
+      <w:lvlJc w:val="left"/>
+      <w:pPr>
+        <w:tabs>
+          <w:tab w:val="num" w:pos="1440"/>
+        </w:tabs>
+        <w:ind w:left="1440" w:hanging="360"/>
+      </w:pPr>
+      <w:rPr/>
+    </w:lvl>
+    <w:lvl w:ilvl="3">
+      <w:start w:val="1"/>
+      <w:numFmt w:val="decimal"/>
+      <w:lvlText w:val="%4."/>
+      <w:lvlJc w:val="left"/>
+      <w:pPr>
+        <w:tabs>
+          <w:tab w:val="num" w:pos="1800"/>
+        </w:tabs>
+        <w:ind w:left="1800" w:hanging="360"/>
+      </w:pPr>
+      <w:rPr/>
+    </w:lvl>
+    <w:lvl w:ilvl="4">
+      <w:start w:val="1"/>
+      <w:numFmt w:val="decimal"/>
+      <w:lvlText w:val="%5."/>
+      <w:lvlJc w:val="left"/>
+      <w:pPr>
+        <w:tabs>
+          <w:tab w:val="num" w:pos="2160"/>
+        </w:tabs>
+        <w:ind w:left="2160" w:hanging="360"/>
+      </w:pPr>
+      <w:rPr/>
+    </w:lvl>
+    <w:lvl w:ilvl="5">
+      <w:start w:val="1"/>
+      <w:numFmt w:val="decimal"/>
+      <w:lvlText w:val="%6."/>
+      <w:lvlJc w:val="left"/>
+      <w:pPr>
+        <w:tabs>
+          <w:tab w:val="num" w:pos="2520"/>
+        </w:tabs>
+        <w:ind w:left="2520" w:hanging="360"/>
+      </w:pPr>
+      <w:rPr/>
+    </w:lvl>
+    <w:lvl w:ilvl="6">
+      <w:start w:val="1"/>
+      <w:numFmt w:val="decimal"/>
+      <w:lvlText w:val="%7."/>
+      <w:lvlJc w:val="left"/>
+      <w:pPr>
+        <w:tabs>
+          <w:tab w:val="num" w:pos="2880"/>
+        </w:tabs>
+        <w:ind w:left="2880" w:hanging="360"/>
+      </w:pPr>
+      <w:rPr/>
+    </w:lvl>
+    <w:lvl w:ilvl="7">
+      <w:start w:val="1"/>
+      <w:numFmt w:val="decimal"/>
+      <w:lvlText w:val="%8."/>
+      <w:lvlJc w:val="left"/>
+      <w:pPr>
+        <w:tabs>
+          <w:tab w:val="num" w:pos="3240"/>
+        </w:tabs>
+        <w:ind w:left="3240" w:hanging="360"/>
+      </w:pPr>
+      <w:rPr/>
+    </w:lvl>
+    <w:lvl w:ilvl="8">
+      <w:start w:val="1"/>
+      <w:numFmt w:val="decimal"/>
+      <w:lvlText w:val="%9."/>
+      <w:lvlJc w:val="left"/>
+      <w:pPr>
+        <w:tabs>
+          <w:tab w:val="num" w:pos="3600"/>
+        </w:tabs>
+        <w:ind w:left="3600" w:hanging="360"/>
+      </w:pPr>
+      <w:rPr/>
+    </w:lvl>
+  </w:abstractNum>
+  <w:abstractNum w:abstractNumId="3">
     <w:lvl w:ilvl="0">
       <w:start w:val="1"/>
       <w:numFmt w:val="none"/>
@@ -3974,10 +3496,49 @@
     <w:abstractNumId w:val="2"/>
   </w:num>
   <w:num w:numId="3">
-    <w:abstractNumId w:val="1"/>
+    <w:abstractNumId w:val="3"/>
+  </w:num>
+  <w:num w:numId="4">
+    <w:abstractNumId w:val="2"/>
     <w:lvlOverride w:ilvl="0">
       <w:startOverride w:val="1"/>
     </w:lvlOverride>
+  </w:num>
+  <w:num w:numId="5">
+    <w:abstractNumId w:val="2"/>
+  </w:num>
+  <w:num w:numId="6">
+    <w:abstractNumId w:val="2"/>
+  </w:num>
+  <w:num w:numId="7">
+    <w:abstractNumId w:val="2"/>
+  </w:num>
+  <w:num w:numId="8">
+    <w:abstractNumId w:val="2"/>
+  </w:num>
+  <w:num w:numId="9">
+    <w:abstractNumId w:val="2"/>
+  </w:num>
+  <w:num w:numId="10">
+    <w:abstractNumId w:val="2"/>
+  </w:num>
+  <w:num w:numId="11">
+    <w:abstractNumId w:val="2"/>
+  </w:num>
+  <w:num w:numId="12">
+    <w:abstractNumId w:val="2"/>
+  </w:num>
+  <w:num w:numId="13">
+    <w:abstractNumId w:val="2"/>
+  </w:num>
+  <w:num w:numId="14">
+    <w:abstractNumId w:val="2"/>
+  </w:num>
+  <w:num w:numId="15">
+    <w:abstractNumId w:val="2"/>
+  </w:num>
+  <w:num w:numId="16">
+    <w:abstractNumId w:val="2"/>
   </w:num>
 </w:numbering>
 </file>
@@ -4005,6 +3566,7 @@
     <w:qFormat/>
     <w:pPr>
       <w:widowControl/>
+      <w:suppressAutoHyphens w:val="true"/>
       <w:bidi w:val="0"/>
       <w:spacing w:before="0" w:after="0"/>
       <w:jc w:val="left"/>
@@ -4218,6 +3780,7 @@
     <w:qFormat/>
     <w:pPr>
       <w:widowControl/>
+      <w:suppressAutoHyphens w:val="true"/>
       <w:bidi w:val="0"/>
       <w:spacing w:before="0" w:after="0"/>
       <w:jc w:val="left"/>
@@ -4238,6 +3801,7 @@
     <w:qFormat/>
     <w:pPr>
       <w:widowControl/>
+      <w:suppressAutoHyphens w:val="true"/>
       <w:bidi w:val="0"/>
       <w:spacing w:before="0" w:after="0"/>
       <w:jc w:val="left"/>
